--- a/CÔNG TY THIÊN VINH/ThayDoiCSH_DDPL/ThienVinh_ThayDoiCSH_DDPL/HoSo2_Mẫu số 12_DeNghiThayDoi.docx
+++ b/CÔNG TY THIÊN VINH/ThayDoiCSH_DDPL/ThienVinh_ThayDoiCSH_DDPL/HoSo2_Mẫu số 12_DeNghiThayDoi.docx
@@ -66,7 +66,7 @@
                 <w:sz w:val="28"/>
                 <w:szCs w:val="28"/>
               </w:rPr>
-              <w:t>CÔNG TY TNHH SẢN XUẤT LI XING</w:t>
+              <w:t>CÔNG TY TNHH TM - DV THIÊN VINH</w:t>
             </w:r>
           </w:p>
         </w:tc>
@@ -279,7 +279,7 @@
                 <w:sz w:val="26"/>
                 <w:szCs w:val="26"/>
               </w:rPr>
-              <w:t>16</w:t>
+              <w:t>19</w:t>
             </w:r>
             <w:r>
               <w:rPr>
@@ -306,8 +306,10 @@
                 <w:sz w:val="26"/>
                 <w:szCs w:val="26"/>
               </w:rPr>
-              <w:t>3</w:t>
-            </w:r>
+              <w:t>6</w:t>
+            </w:r>
+            <w:bookmarkStart w:id="1" w:name="_GoBack"/>
+            <w:bookmarkEnd w:id="1"/>
             <w:r>
               <w:rPr>
                 <w:rFonts w:ascii="Times New Roman" w:eastAsia="Times New Roman" w:hAnsi="Times New Roman" w:cs="Times New Roman"/>
@@ -440,7 +442,7 @@
         <w:br/>
         <w:t xml:space="preserve">Đăng ký </w:t>
       </w:r>
-      <w:bookmarkStart w:id="1" w:name="_Hlk174028475"/>
+      <w:bookmarkStart w:id="2" w:name="_Hlk174028475"/>
       <w:r>
         <w:rPr>
           <w:rFonts w:ascii="Times New Roman" w:eastAsia="Calibri" w:hAnsi="Times New Roman" w:cs="Times New Roman"/>
@@ -450,7 +452,7 @@
         </w:rPr>
         <w:t>thay đổi nội dung Giấy chứng nhận đăng ký doanh nghiệp</w:t>
       </w:r>
-      <w:bookmarkEnd w:id="1"/>
+      <w:bookmarkEnd w:id="2"/>
       <w:r>
         <w:rPr>
           <w:rFonts w:ascii="Times New Roman" w:eastAsia="Calibri" w:hAnsi="Times New Roman" w:cs="Times New Roman"/>
@@ -1025,7 +1027,7 @@
           <w:sz w:val="28"/>
           <w:szCs w:val="28"/>
         </w:rPr>
-        <w:t>CÔNG TY TNHH SẢN XUẤT LI XING</w:t>
+        <w:t>CÔNG TY TNHH TM - DV THIÊN VINH</w:t>
       </w:r>
     </w:p>
     <w:p>
@@ -1056,7 +1058,7 @@
           <w:sz w:val="28"/>
           <w:szCs w:val="28"/>
         </w:rPr>
-        <w:t>3702935793</w:t>
+        <w:t>3703127125</w:t>
       </w:r>
     </w:p>
     <w:p>
@@ -1166,7 +1168,7 @@
           <w:szCs w:val="28"/>
         </w:rPr>
       </w:pPr>
-      <w:bookmarkStart w:id="2" w:name="_Hlk177941427"/>
+      <w:bookmarkStart w:id="3" w:name="_Hlk177941427"/>
       <w:r>
         <w:rPr>
           <w:rFonts w:ascii="Times New Roman" w:eastAsia="Calibri" w:hAnsi="Times New Roman" w:cs="Times New Roman"/>
@@ -1184,9 +1186,9 @@
         </w:rPr>
         <w:t>Doanh nghiệp chọn và kê khai vào trang tương ứng với nội dung đăng ký/</w:t>
       </w:r>
-      <w:bookmarkStart w:id="3" w:name="_Hlk177941461"/>
+      <w:bookmarkStart w:id="4" w:name="_Hlk177941461"/>
     </w:p>
-    <w:bookmarkEnd w:id="3"/>
+    <w:bookmarkEnd w:id="4"/>
     <w:p>
       <w:pPr>
         <w:tabs>
@@ -1218,7 +1220,7 @@
         </w:rPr>
         <w:t>)</w:t>
       </w:r>
-      <w:bookmarkEnd w:id="2"/>
+      <w:bookmarkEnd w:id="3"/>
     </w:p>
     <w:p>
       <w:pPr>
@@ -1885,7 +1887,7 @@
         </w:rPr>
         <w:t xml:space="preserve">- Doanh </w:t>
       </w:r>
-      <w:bookmarkStart w:id="4" w:name="_Hlk177941472"/>
+      <w:bookmarkStart w:id="5" w:name="_Hlk177941472"/>
       <w:r>
         <w:rPr>
           <w:rFonts w:ascii="Times New Roman" w:eastAsia="Calibri" w:hAnsi="Times New Roman" w:cs="Times New Roman"/>
@@ -1917,7 +1919,7 @@
         <w:t xml:space="preserve">              Không</w:t>
       </w:r>
     </w:p>
-    <w:bookmarkEnd w:id="4"/>
+    <w:bookmarkEnd w:id="5"/>
     <w:p>
       <w:pPr>
         <w:spacing w:before="120" w:after="120" w:line="240" w:lineRule="auto"/>
@@ -1969,8 +1971,8 @@
           <w:vertAlign w:val="superscript"/>
         </w:rPr>
       </w:pPr>
-      <w:bookmarkStart w:id="5" w:name="_Hlk177941885"/>
-      <w:bookmarkStart w:id="6" w:name="_Hlk177941696"/>
+      <w:bookmarkStart w:id="6" w:name="_Hlk177941885"/>
+      <w:bookmarkStart w:id="7" w:name="_Hlk177941696"/>
       <w:r>
         <w:rPr>
           <w:rFonts w:ascii="Times New Roman" w:eastAsia="Calibri" w:hAnsi="Times New Roman" w:cs="Times New Roman"/>
@@ -1991,7 +1993,7 @@
         </w:rPr>
         <w:t xml:space="preserve">THAY ĐỔI </w:t>
       </w:r>
-      <w:bookmarkEnd w:id="5"/>
+      <w:bookmarkEnd w:id="6"/>
       <w:r>
         <w:rPr>
           <w:rFonts w:ascii="Times New Roman" w:eastAsia="Calibri" w:hAnsi="Times New Roman" w:cs="Times New Roman"/>
@@ -2000,7 +2002,7 @@
         </w:rPr>
         <w:t>NGÀNH, NGHỀ KINH DOANH</w:t>
       </w:r>
-      <w:bookmarkEnd w:id="6"/>
+      <w:bookmarkEnd w:id="7"/>
       <w:r>
         <w:rPr>
           <w:rFonts w:ascii="Times New Roman" w:eastAsia="Calibri" w:hAnsi="Times New Roman" w:cs="Times New Roman"/>
@@ -2060,44 +2062,40 @@
     </w:p>
     <w:tbl>
       <w:tblPr>
-        <w:tblW w:w="9214" w:type="dxa"/>
-        <w:tblInd w:w="108" w:type="dxa"/>
-        <w:tblBorders>
-          <w:top w:val="single" w:sz="4" w:space="0" w:color="000000"/>
-          <w:left w:val="single" w:sz="4" w:space="0" w:color="000000"/>
-          <w:bottom w:val="single" w:sz="4" w:space="0" w:color="000000"/>
-          <w:right w:val="single" w:sz="4" w:space="0" w:color="000000"/>
-          <w:insideH w:val="single" w:sz="4" w:space="0" w:color="000000"/>
-          <w:insideV w:val="single" w:sz="4" w:space="0" w:color="000000"/>
-        </w:tblBorders>
+        <w:tblStyle w:val="TableGrid"/>
+        <w:tblW w:w="0" w:type="auto"/>
+        <w:jc w:val="center"/>
         <w:tblLook w:val="04A0" w:firstRow="1" w:lastRow="0" w:firstColumn="1" w:lastColumn="0" w:noHBand="0" w:noVBand="1"/>
       </w:tblPr>
       <w:tblGrid>
-        <w:gridCol w:w="810"/>
-        <w:gridCol w:w="5466"/>
-        <w:gridCol w:w="901"/>
-        <w:gridCol w:w="2037"/>
+        <w:gridCol w:w="632"/>
+        <w:gridCol w:w="917"/>
+        <w:gridCol w:w="6495"/>
+        <w:gridCol w:w="1018"/>
       </w:tblGrid>
       <w:tr>
+        <w:trPr>
+          <w:tblHeader/>
+          <w:jc w:val="center"/>
+        </w:trPr>
         <w:tc>
           <w:tcPr>
-            <w:tcW w:w="810" w:type="dxa"/>
+            <w:tcW w:w="0" w:type="auto"/>
+            <w:shd w:val="clear" w:color="auto" w:fill="D9EAF7"/>
+            <w:vAlign w:val="center"/>
           </w:tcPr>
           <w:p>
             <w:pPr>
-              <w:spacing w:before="120" w:after="0" w:line="340" w:lineRule="exact"/>
               <w:jc w:val="center"/>
               <w:rPr>
-                <w:rFonts w:ascii="Times New Roman" w:eastAsia="Calibri" w:hAnsi="Times New Roman" w:cs="Times New Roman"/>
-                <w:sz w:val="28"/>
-                <w:szCs w:val="28"/>
-              </w:rPr>
-            </w:pPr>
-            <w:r>
-              <w:rPr>
-                <w:rFonts w:ascii="Times New Roman" w:eastAsia="Calibri" w:hAnsi="Times New Roman" w:cs="Times New Roman"/>
-                <w:sz w:val="28"/>
-                <w:szCs w:val="28"/>
+                <w:rFonts w:ascii="Times New Roman" w:eastAsia="Times New Roman" w:hAnsi="Times New Roman" w:cs="Times New Roman"/>
+                <w:sz w:val="24"/>
+              </w:rPr>
+            </w:pPr>
+            <w:r>
+              <w:rPr>
+                <w:rFonts w:ascii="Times New Roman" w:eastAsia="Times New Roman" w:hAnsi="Times New Roman" w:cs="Times New Roman"/>
+                <w:b/>
               </w:rPr>
               <w:t>STT</w:t>
             </w:r>
@@ -2105,54 +2103,36 @@
         </w:tc>
         <w:tc>
           <w:tcPr>
-            <w:tcW w:w="5466" w:type="dxa"/>
+            <w:tcW w:w="0" w:type="auto"/>
+            <w:shd w:val="clear" w:color="auto" w:fill="D9EAF7"/>
+            <w:vAlign w:val="center"/>
           </w:tcPr>
           <w:p>
             <w:pPr>
-              <w:spacing w:before="120" w:after="0" w:line="340" w:lineRule="exact"/>
               <w:jc w:val="center"/>
               <w:rPr>
-                <w:rFonts w:ascii="Times New Roman" w:eastAsia="Calibri" w:hAnsi="Times New Roman" w:cs="Times New Roman"/>
-                <w:sz w:val="28"/>
-                <w:szCs w:val="28"/>
-              </w:rPr>
-            </w:pPr>
-            <w:r>
-              <w:rPr>
-                <w:rFonts w:ascii="Times New Roman" w:eastAsia="Calibri" w:hAnsi="Times New Roman" w:cs="Times New Roman"/>
-                <w:sz w:val="28"/>
-                <w:szCs w:val="28"/>
-              </w:rPr>
-              <w:t xml:space="preserve">Tên ngành, nghề kinh doanh </w:t>
-            </w:r>
-          </w:p>
-          <w:p>
-            <w:pPr>
-              <w:spacing w:after="0" w:line="340" w:lineRule="exact"/>
-              <w:jc w:val="center"/>
-              <w:rPr>
-                <w:rFonts w:ascii="Times New Roman" w:eastAsia="Calibri" w:hAnsi="Times New Roman" w:cs="Times New Roman"/>
-                <w:sz w:val="28"/>
-                <w:szCs w:val="28"/>
-              </w:rPr>
-            </w:pPr>
-            <w:r>
-              <w:rPr>
-                <w:rFonts w:ascii="Times New Roman" w:eastAsia="Calibri" w:hAnsi="Times New Roman" w:cs="Times New Roman"/>
-                <w:sz w:val="28"/>
-                <w:szCs w:val="28"/>
-              </w:rPr>
-              <w:t>được bổ sung</w:t>
+                <w:rFonts w:ascii="Times New Roman" w:eastAsia="Times New Roman" w:hAnsi="Times New Roman" w:cs="Times New Roman"/>
+                <w:sz w:val="24"/>
+              </w:rPr>
+            </w:pPr>
+            <w:r>
+              <w:rPr>
+                <w:rFonts w:ascii="Times New Roman" w:eastAsia="Times New Roman" w:hAnsi="Times New Roman" w:cs="Times New Roman"/>
+                <w:b/>
+              </w:rPr>
+              <w:t>Mã ngành</w:t>
             </w:r>
           </w:p>
         </w:tc>
         <w:tc>
           <w:tcPr>
-            <w:tcW w:w="901" w:type="dxa"/>
+            <w:tcW w:w="0" w:type="auto"/>
+            <w:shd w:val="clear" w:color="auto" w:fill="D9EAF7"/>
+            <w:vAlign w:val="center"/>
           </w:tcPr>
           <w:p>
             <w:pPr>
-              <w:spacing w:before="120" w:after="0" w:line="340" w:lineRule="exact"/>
+              <w:spacing w:before="120" w:line="340" w:lineRule="exact"/>
               <w:jc w:val="center"/>
               <w:rPr>
                 <w:rFonts w:ascii="Times New Roman" w:eastAsia="Calibri" w:hAnsi="Times New Roman" w:cs="Times New Roman"/>
@@ -2166,44 +2146,62 @@
                 <w:sz w:val="28"/>
                 <w:szCs w:val="28"/>
               </w:rPr>
-              <w:t>Mã ngành</w:t>
+              <w:t xml:space="preserve">Tên ngành, nghề kinh doanh </w:t>
+            </w:r>
+          </w:p>
+          <w:p>
+            <w:pPr>
+              <w:jc w:val="center"/>
+              <w:rPr>
+                <w:rFonts w:ascii="Times New Roman" w:eastAsia="Times New Roman" w:hAnsi="Times New Roman" w:cs="Times New Roman"/>
+                <w:sz w:val="24"/>
+              </w:rPr>
+            </w:pPr>
+            <w:r>
+              <w:rPr>
+                <w:rFonts w:ascii="Times New Roman" w:eastAsia="Calibri" w:hAnsi="Times New Roman" w:cs="Times New Roman"/>
+                <w:sz w:val="28"/>
+                <w:szCs w:val="28"/>
+              </w:rPr>
+              <w:t>được bổ sung</w:t>
             </w:r>
           </w:p>
         </w:tc>
         <w:tc>
           <w:tcPr>
-            <w:tcW w:w="2037" w:type="dxa"/>
+            <w:tcW w:w="0" w:type="auto"/>
+            <w:shd w:val="clear" w:color="auto" w:fill="D9EAF7"/>
+            <w:vAlign w:val="center"/>
           </w:tcPr>
           <w:p>
             <w:pPr>
-              <w:spacing w:before="120" w:after="0" w:line="340" w:lineRule="exact"/>
               <w:jc w:val="center"/>
               <w:rPr>
-                <w:rFonts w:ascii="Times New Roman" w:eastAsia="Calibri" w:hAnsi="Times New Roman" w:cs="Times New Roman"/>
-                <w:sz w:val="28"/>
-                <w:szCs w:val="28"/>
-              </w:rPr>
-            </w:pPr>
-            <w:r>
-              <w:rPr>
-                <w:rFonts w:ascii="Times New Roman" w:eastAsia="Times New Roman" w:hAnsi="Times New Roman" w:cs="Times New Roman"/>
-                <w:sz w:val="28"/>
-                <w:szCs w:val="28"/>
-                <w:lang w:eastAsia="zh-CN"/>
-              </w:rPr>
-              <w:t>Ngành, nghề kinh doanh chính</w:t>
+                <w:rFonts w:ascii="Times New Roman" w:eastAsia="Times New Roman" w:hAnsi="Times New Roman" w:cs="Times New Roman"/>
+                <w:sz w:val="24"/>
+              </w:rPr>
+            </w:pPr>
+            <w:r>
+              <w:rPr>
+                <w:rFonts w:ascii="Times New Roman" w:eastAsia="Times New Roman" w:hAnsi="Times New Roman" w:cs="Times New Roman"/>
+                <w:b/>
+              </w:rPr>
+              <w:t>Ngành chính</w:t>
             </w:r>
           </w:p>
         </w:tc>
       </w:tr>
       <w:tr>
+        <w:trPr>
+          <w:cantSplit/>
+          <w:jc w:val="center"/>
+        </w:trPr>
         <w:tc>
           <w:tcPr>
-            <w:tcW w:w="810" w:type="dxa"/>
+            <w:tcW w:w="0" w:type="auto"/>
           </w:tcPr>
           <w:p>
             <w:pPr>
-              <w:spacing w:after="0" w:line="240" w:lineRule="auto"/>
               <w:jc w:val="center"/>
               <w:rPr>
                 <w:rFonts w:ascii="Times New Roman" w:eastAsia="Times New Roman" w:hAnsi="Times New Roman" w:cs="Times New Roman"/>
@@ -2213,7 +2211,6 @@
             <w:r>
               <w:rPr>
                 <w:rFonts w:ascii="Times New Roman" w:eastAsia="Times New Roman" w:hAnsi="Times New Roman" w:cs="Times New Roman"/>
-                <w:sz w:val="24"/>
               </w:rPr>
               <w:t>1</w:t>
             </w:r>
@@ -2221,11 +2218,11 @@
         </w:tc>
         <w:tc>
           <w:tcPr>
-            <w:tcW w:w="5466" w:type="dxa"/>
+            <w:tcW w:w="0" w:type="auto"/>
           </w:tcPr>
           <w:p>
             <w:pPr>
-              <w:spacing w:after="0" w:line="240" w:lineRule="auto"/>
+              <w:jc w:val="center"/>
               <w:rPr>
                 <w:rFonts w:ascii="Times New Roman" w:eastAsia="Times New Roman" w:hAnsi="Times New Roman" w:cs="Times New Roman"/>
                 <w:sz w:val="24"/>
@@ -2234,19 +2231,17 @@
             <w:r>
               <w:rPr>
                 <w:rFonts w:ascii="Times New Roman" w:eastAsia="Times New Roman" w:hAnsi="Times New Roman" w:cs="Times New Roman"/>
-                <w:sz w:val="24"/>
-              </w:rPr>
-              <w:t>Sản xuất giường, tủ, bàn, ghế bằng gỗ</w:t>
+              </w:rPr>
+              <w:t>6821</w:t>
             </w:r>
           </w:p>
         </w:tc>
         <w:tc>
           <w:tcPr>
-            <w:tcW w:w="901" w:type="dxa"/>
+            <w:tcW w:w="0" w:type="auto"/>
           </w:tcPr>
           <w:p>
             <w:pPr>
-              <w:spacing w:after="0" w:line="240" w:lineRule="auto"/>
               <w:rPr>
                 <w:rFonts w:ascii="Times New Roman" w:eastAsia="Times New Roman" w:hAnsi="Times New Roman" w:cs="Times New Roman"/>
                 <w:sz w:val="24"/>
@@ -2255,19 +2250,18 @@
             <w:r>
               <w:rPr>
                 <w:rFonts w:ascii="Times New Roman" w:eastAsia="Times New Roman" w:hAnsi="Times New Roman" w:cs="Times New Roman"/>
-                <w:sz w:val="24"/>
-              </w:rPr>
-              <w:t>3101</w:t>
+                <w:b/>
+              </w:rPr>
+              <w:t>Dịch vụ trung gian cho hoạt động bất động sản</w:t>
             </w:r>
           </w:p>
         </w:tc>
         <w:tc>
           <w:tcPr>
-            <w:tcW w:w="2037" w:type="dxa"/>
+            <w:tcW w:w="0" w:type="auto"/>
           </w:tcPr>
           <w:p>
             <w:pPr>
-              <w:spacing w:after="0" w:line="240" w:lineRule="auto"/>
               <w:jc w:val="center"/>
               <w:rPr>
                 <w:rFonts w:ascii="Times New Roman" w:eastAsia="Times New Roman" w:hAnsi="Times New Roman" w:cs="Times New Roman"/>
@@ -2278,13 +2272,16 @@
         </w:tc>
       </w:tr>
       <w:tr>
+        <w:trPr>
+          <w:cantSplit/>
+          <w:jc w:val="center"/>
+        </w:trPr>
         <w:tc>
           <w:tcPr>
-            <w:tcW w:w="810" w:type="dxa"/>
+            <w:tcW w:w="0" w:type="auto"/>
           </w:tcPr>
           <w:p>
             <w:pPr>
-              <w:spacing w:after="0" w:line="240" w:lineRule="auto"/>
               <w:jc w:val="center"/>
               <w:rPr>
                 <w:rFonts w:ascii="Times New Roman" w:eastAsia="Times New Roman" w:hAnsi="Times New Roman" w:cs="Times New Roman"/>
@@ -2294,7 +2291,6 @@
             <w:r>
               <w:rPr>
                 <w:rFonts w:ascii="Times New Roman" w:eastAsia="Times New Roman" w:hAnsi="Times New Roman" w:cs="Times New Roman"/>
-                <w:sz w:val="24"/>
               </w:rPr>
               <w:t>2</w:t>
             </w:r>
@@ -2302,11 +2298,11 @@
         </w:tc>
         <w:tc>
           <w:tcPr>
-            <w:tcW w:w="5466" w:type="dxa"/>
+            <w:tcW w:w="0" w:type="auto"/>
           </w:tcPr>
           <w:p>
             <w:pPr>
-              <w:spacing w:after="0" w:line="240" w:lineRule="auto"/>
+              <w:jc w:val="center"/>
               <w:rPr>
                 <w:rFonts w:ascii="Times New Roman" w:eastAsia="Times New Roman" w:hAnsi="Times New Roman" w:cs="Times New Roman"/>
                 <w:sz w:val="24"/>
@@ -2315,35 +2311,17 @@
             <w:r>
               <w:rPr>
                 <w:rFonts w:ascii="Times New Roman" w:eastAsia="Times New Roman" w:hAnsi="Times New Roman" w:cs="Times New Roman"/>
-                <w:sz w:val="24"/>
-              </w:rPr>
-              <w:t>Bán buôn chuyên doanh khác chưa được phân vào đâu</w:t>
-            </w:r>
-          </w:p>
-          <w:p>
-            <w:pPr>
-              <w:spacing w:after="0" w:line="240" w:lineRule="auto"/>
-              <w:rPr>
-                <w:rFonts w:ascii="Times New Roman" w:eastAsia="Times New Roman" w:hAnsi="Times New Roman" w:cs="Times New Roman"/>
-                <w:sz w:val="24"/>
-              </w:rPr>
-            </w:pPr>
-            <w:r>
-              <w:rPr>
-                <w:rFonts w:ascii="Times New Roman" w:eastAsia="Times New Roman" w:hAnsi="Times New Roman" w:cs="Times New Roman"/>
-                <w:sz w:val="24"/>
-              </w:rPr>
-              <w:t>Chi tiết: Bán buôn nguyên phụ liệu, vật liệu nội thất.</w:t>
+              </w:rPr>
+              <w:t>4679</w:t>
             </w:r>
           </w:p>
         </w:tc>
         <w:tc>
           <w:tcPr>
-            <w:tcW w:w="901" w:type="dxa"/>
+            <w:tcW w:w="0" w:type="auto"/>
           </w:tcPr>
           <w:p>
             <w:pPr>
-              <w:spacing w:after="0" w:line="240" w:lineRule="auto"/>
               <w:rPr>
                 <w:rFonts w:ascii="Times New Roman" w:eastAsia="Times New Roman" w:hAnsi="Times New Roman" w:cs="Times New Roman"/>
                 <w:sz w:val="24"/>
@@ -2352,19 +2330,59 @@
             <w:r>
               <w:rPr>
                 <w:rFonts w:ascii="Times New Roman" w:eastAsia="Times New Roman" w:hAnsi="Times New Roman" w:cs="Times New Roman"/>
+                <w:b/>
+              </w:rPr>
+              <w:t>Bán buôn chuyên doanh khác chưa được phân vào đâu</w:t>
+            </w:r>
+          </w:p>
+          <w:p>
+            <w:pPr>
+              <w:spacing w:before="40"/>
+              <w:rPr>
+                <w:rFonts w:ascii="Times New Roman" w:eastAsia="Times New Roman" w:hAnsi="Times New Roman" w:cs="Times New Roman"/>
                 <w:sz w:val="24"/>
               </w:rPr>
-              <w:t>4679</w:t>
+            </w:pPr>
+            <w:r>
+              <w:rPr>
+                <w:rFonts w:ascii="Times New Roman" w:eastAsia="Times New Roman" w:hAnsi="Times New Roman" w:cs="Times New Roman"/>
+              </w:rPr>
+              <w:t>Chi tiết:</w:t>
+            </w:r>
+            <w:r>
+              <w:rPr>
+                <w:rFonts w:ascii="Times New Roman" w:eastAsia="Times New Roman" w:hAnsi="Times New Roman" w:cs="Times New Roman"/>
+                <w:sz w:val="24"/>
+              </w:rPr>
+              <w:br/>
+            </w:r>
+            <w:r>
+              <w:rPr>
+                <w:rFonts w:ascii="Times New Roman" w:eastAsia="Times New Roman" w:hAnsi="Times New Roman" w:cs="Times New Roman"/>
+              </w:rPr>
+              <w:t>- Bán buôn phân bón, thuốc trừ sâu và hóa chất khác sử dụng trong nông nghiệp</w:t>
+            </w:r>
+            <w:r>
+              <w:rPr>
+                <w:rFonts w:ascii="Times New Roman" w:eastAsia="Times New Roman" w:hAnsi="Times New Roman" w:cs="Times New Roman"/>
+                <w:sz w:val="24"/>
+              </w:rPr>
+              <w:br/>
+            </w:r>
+            <w:r>
+              <w:rPr>
+                <w:rFonts w:ascii="Times New Roman" w:eastAsia="Times New Roman" w:hAnsi="Times New Roman" w:cs="Times New Roman"/>
+              </w:rPr>
+              <w:t>- Bán buôn hoá chất sử dụng trong lĩnh vực công nghiệp,chất dẻo dạng nguyên sinh ,bao bì nhựa PVC,PE,PP,giấy nhám,băng keo,keo dán giấy ,dây điện, hạt nhựa tái chế và hạt nhựa nguyên sinh</w:t>
             </w:r>
           </w:p>
         </w:tc>
         <w:tc>
           <w:tcPr>
-            <w:tcW w:w="2037" w:type="dxa"/>
+            <w:tcW w:w="0" w:type="auto"/>
           </w:tcPr>
           <w:p>
             <w:pPr>
-              <w:spacing w:after="0" w:line="240" w:lineRule="auto"/>
               <w:jc w:val="center"/>
               <w:rPr>
                 <w:rFonts w:ascii="Times New Roman" w:eastAsia="Times New Roman" w:hAnsi="Times New Roman" w:cs="Times New Roman"/>
@@ -2375,13 +2393,16 @@
         </w:tc>
       </w:tr>
       <w:tr>
+        <w:trPr>
+          <w:cantSplit/>
+          <w:jc w:val="center"/>
+        </w:trPr>
         <w:tc>
           <w:tcPr>
-            <w:tcW w:w="810" w:type="dxa"/>
+            <w:tcW w:w="0" w:type="auto"/>
           </w:tcPr>
           <w:p>
             <w:pPr>
-              <w:spacing w:after="0" w:line="240" w:lineRule="auto"/>
               <w:jc w:val="center"/>
               <w:rPr>
                 <w:rFonts w:ascii="Times New Roman" w:eastAsia="Times New Roman" w:hAnsi="Times New Roman" w:cs="Times New Roman"/>
@@ -2391,7 +2412,6 @@
             <w:r>
               <w:rPr>
                 <w:rFonts w:ascii="Times New Roman" w:eastAsia="Times New Roman" w:hAnsi="Times New Roman" w:cs="Times New Roman"/>
-                <w:sz w:val="24"/>
               </w:rPr>
               <w:t>3</w:t>
             </w:r>
@@ -2399,11 +2419,11 @@
         </w:tc>
         <w:tc>
           <w:tcPr>
-            <w:tcW w:w="5466" w:type="dxa"/>
+            <w:tcW w:w="0" w:type="auto"/>
           </w:tcPr>
           <w:p>
             <w:pPr>
-              <w:spacing w:after="0" w:line="240" w:lineRule="auto"/>
+              <w:jc w:val="center"/>
               <w:rPr>
                 <w:rFonts w:ascii="Times New Roman" w:eastAsia="Times New Roman" w:hAnsi="Times New Roman" w:cs="Times New Roman"/>
                 <w:sz w:val="24"/>
@@ -2412,35 +2432,17 @@
             <w:r>
               <w:rPr>
                 <w:rFonts w:ascii="Times New Roman" w:eastAsia="Times New Roman" w:hAnsi="Times New Roman" w:cs="Times New Roman"/>
-                <w:sz w:val="24"/>
-              </w:rPr>
-              <w:t>Bán buôn vật liệu, thiết bị lắp đặt khác trong xây dựng</w:t>
-            </w:r>
-          </w:p>
-          <w:p>
-            <w:pPr>
-              <w:spacing w:after="0" w:line="240" w:lineRule="auto"/>
-              <w:rPr>
-                <w:rFonts w:ascii="Times New Roman" w:eastAsia="Times New Roman" w:hAnsi="Times New Roman" w:cs="Times New Roman"/>
-                <w:sz w:val="24"/>
-              </w:rPr>
-            </w:pPr>
-            <w:r>
-              <w:rPr>
-                <w:rFonts w:ascii="Times New Roman" w:eastAsia="Times New Roman" w:hAnsi="Times New Roman" w:cs="Times New Roman"/>
-                <w:sz w:val="24"/>
-              </w:rPr>
-              <w:t>Chi tiết: Bán buôn gỗ, ván, MDF.</w:t>
+              </w:rPr>
+              <w:t>9623</w:t>
             </w:r>
           </w:p>
         </w:tc>
         <w:tc>
           <w:tcPr>
-            <w:tcW w:w="901" w:type="dxa"/>
+            <w:tcW w:w="0" w:type="auto"/>
           </w:tcPr>
           <w:p>
             <w:pPr>
-              <w:spacing w:after="0" w:line="240" w:lineRule="auto"/>
               <w:rPr>
                 <w:rFonts w:ascii="Times New Roman" w:eastAsia="Times New Roman" w:hAnsi="Times New Roman" w:cs="Times New Roman"/>
                 <w:sz w:val="24"/>
@@ -2449,19 +2451,112 @@
             <w:r>
               <w:rPr>
                 <w:rFonts w:ascii="Times New Roman" w:eastAsia="Times New Roman" w:hAnsi="Times New Roman" w:cs="Times New Roman"/>
-                <w:sz w:val="24"/>
-              </w:rPr>
-              <w:t>4673</w:t>
+                <w:b/>
+              </w:rPr>
+              <w:t>Dịch vụ spa và xông hơi</w:t>
             </w:r>
           </w:p>
         </w:tc>
         <w:tc>
           <w:tcPr>
-            <w:tcW w:w="2037" w:type="dxa"/>
+            <w:tcW w:w="0" w:type="auto"/>
           </w:tcPr>
           <w:p>
             <w:pPr>
-              <w:spacing w:after="0" w:line="240" w:lineRule="auto"/>
+              <w:jc w:val="center"/>
+              <w:rPr>
+                <w:rFonts w:ascii="Times New Roman" w:eastAsia="Times New Roman" w:hAnsi="Times New Roman" w:cs="Times New Roman"/>
+                <w:sz w:val="24"/>
+              </w:rPr>
+            </w:pPr>
+          </w:p>
+        </w:tc>
+      </w:tr>
+      <w:tr>
+        <w:trPr>
+          <w:cantSplit/>
+          <w:jc w:val="center"/>
+        </w:trPr>
+        <w:tc>
+          <w:tcPr>
+            <w:tcW w:w="0" w:type="auto"/>
+          </w:tcPr>
+          <w:p>
+            <w:pPr>
+              <w:jc w:val="center"/>
+              <w:rPr>
+                <w:rFonts w:ascii="Times New Roman" w:eastAsia="Times New Roman" w:hAnsi="Times New Roman" w:cs="Times New Roman"/>
+                <w:sz w:val="24"/>
+              </w:rPr>
+            </w:pPr>
+            <w:r>
+              <w:rPr>
+                <w:rFonts w:ascii="Times New Roman" w:eastAsia="Times New Roman" w:hAnsi="Times New Roman" w:cs="Times New Roman"/>
+              </w:rPr>
+              <w:t>4</w:t>
+            </w:r>
+          </w:p>
+        </w:tc>
+        <w:tc>
+          <w:tcPr>
+            <w:tcW w:w="0" w:type="auto"/>
+          </w:tcPr>
+          <w:p>
+            <w:pPr>
+              <w:jc w:val="center"/>
+              <w:rPr>
+                <w:rFonts w:ascii="Times New Roman" w:eastAsia="Times New Roman" w:hAnsi="Times New Roman" w:cs="Times New Roman"/>
+                <w:sz w:val="24"/>
+              </w:rPr>
+            </w:pPr>
+            <w:r>
+              <w:rPr>
+                <w:rFonts w:ascii="Times New Roman" w:eastAsia="Times New Roman" w:hAnsi="Times New Roman" w:cs="Times New Roman"/>
+              </w:rPr>
+              <w:t>9621</w:t>
+            </w:r>
+          </w:p>
+        </w:tc>
+        <w:tc>
+          <w:tcPr>
+            <w:tcW w:w="0" w:type="auto"/>
+          </w:tcPr>
+          <w:p>
+            <w:pPr>
+              <w:rPr>
+                <w:rFonts w:ascii="Times New Roman" w:eastAsia="Times New Roman" w:hAnsi="Times New Roman" w:cs="Times New Roman"/>
+                <w:b/>
+              </w:rPr>
+            </w:pPr>
+            <w:r>
+              <w:rPr>
+                <w:rFonts w:ascii="Times New Roman" w:eastAsia="Times New Roman" w:hAnsi="Times New Roman" w:cs="Times New Roman"/>
+                <w:b/>
+              </w:rPr>
+              <w:t>Dịch vụ làm tóc</w:t>
+            </w:r>
+          </w:p>
+          <w:p>
+            <w:pPr>
+              <w:rPr>
+                <w:rFonts w:ascii="Times New Roman" w:eastAsia="Times New Roman" w:hAnsi="Times New Roman" w:cs="Times New Roman"/>
+                <w:sz w:val="24"/>
+              </w:rPr>
+            </w:pPr>
+            <w:r>
+              <w:rPr>
+                <w:rFonts w:ascii="Times New Roman" w:eastAsia="Times New Roman" w:hAnsi="Times New Roman"/>
+              </w:rPr>
+              <w:t>Chi tiết: Cắt tóc, làm đầu, gội đầu, làm móng tay, móng chân</w:t>
+            </w:r>
+          </w:p>
+        </w:tc>
+        <w:tc>
+          <w:tcPr>
+            <w:tcW w:w="0" w:type="auto"/>
+          </w:tcPr>
+          <w:p>
+            <w:pPr>
               <w:jc w:val="center"/>
               <w:rPr>
                 <w:rFonts w:ascii="Times New Roman" w:eastAsia="Times New Roman" w:hAnsi="Times New Roman" w:cs="Times New Roman"/>
@@ -2474,6 +2569,18 @@
     </w:tbl>
     <w:p>
       <w:pPr>
+        <w:spacing w:before="240" w:after="120" w:line="340" w:lineRule="exact"/>
+        <w:ind w:firstLine="720"/>
+        <w:jc w:val="both"/>
+        <w:rPr>
+          <w:rFonts w:ascii="Times New Roman" w:eastAsia="Calibri" w:hAnsi="Times New Roman" w:cs="Times New Roman"/>
+          <w:sz w:val="28"/>
+          <w:szCs w:val="28"/>
+        </w:rPr>
+      </w:pPr>
+    </w:p>
+    <w:p>
+      <w:pPr>
         <w:spacing w:before="120" w:after="120" w:line="340" w:lineRule="exact"/>
         <w:ind w:firstLine="720"/>
         <w:jc w:val="both"/>
@@ -2548,44 +2655,40 @@
     </w:p>
     <w:tbl>
       <w:tblPr>
-        <w:tblW w:w="9214" w:type="dxa"/>
-        <w:tblInd w:w="108" w:type="dxa"/>
-        <w:tblBorders>
-          <w:top w:val="single" w:sz="4" w:space="0" w:color="000000"/>
-          <w:left w:val="single" w:sz="4" w:space="0" w:color="000000"/>
-          <w:bottom w:val="single" w:sz="4" w:space="0" w:color="000000"/>
-          <w:right w:val="single" w:sz="4" w:space="0" w:color="000000"/>
-          <w:insideH w:val="single" w:sz="4" w:space="0" w:color="000000"/>
-          <w:insideV w:val="single" w:sz="4" w:space="0" w:color="000000"/>
-        </w:tblBorders>
+        <w:tblStyle w:val="TableGrid1"/>
+        <w:tblW w:w="0" w:type="auto"/>
+        <w:jc w:val="center"/>
         <w:tblLook w:val="04A0" w:firstRow="1" w:lastRow="0" w:firstColumn="1" w:lastColumn="0" w:noHBand="0" w:noVBand="1"/>
       </w:tblPr>
       <w:tblGrid>
-        <w:gridCol w:w="810"/>
-        <w:gridCol w:w="4435"/>
-        <w:gridCol w:w="2268"/>
-        <w:gridCol w:w="1701"/>
+        <w:gridCol w:w="632"/>
+        <w:gridCol w:w="917"/>
+        <w:gridCol w:w="6495"/>
+        <w:gridCol w:w="1018"/>
       </w:tblGrid>
       <w:tr>
+        <w:trPr>
+          <w:tblHeader/>
+          <w:jc w:val="center"/>
+        </w:trPr>
         <w:tc>
           <w:tcPr>
-            <w:tcW w:w="810" w:type="dxa"/>
+            <w:tcW w:w="0" w:type="auto"/>
+            <w:shd w:val="clear" w:color="auto" w:fill="D9EAF7"/>
+            <w:vAlign w:val="center"/>
           </w:tcPr>
           <w:p>
             <w:pPr>
-              <w:spacing w:before="120" w:after="0" w:line="340" w:lineRule="exact"/>
               <w:jc w:val="center"/>
               <w:rPr>
-                <w:rFonts w:ascii="Times New Roman" w:eastAsia="Calibri" w:hAnsi="Times New Roman" w:cs="Times New Roman"/>
-                <w:sz w:val="28"/>
-                <w:szCs w:val="28"/>
-              </w:rPr>
-            </w:pPr>
-            <w:r>
-              <w:rPr>
-                <w:rFonts w:ascii="Times New Roman" w:eastAsia="Calibri" w:hAnsi="Times New Roman" w:cs="Times New Roman"/>
-                <w:sz w:val="28"/>
-                <w:szCs w:val="28"/>
+                <w:rFonts w:ascii="Times New Roman" w:eastAsia="Times New Roman" w:hAnsi="Times New Roman" w:cs="Times New Roman"/>
+                <w:sz w:val="24"/>
+              </w:rPr>
+            </w:pPr>
+            <w:r>
+              <w:rPr>
+                <w:rFonts w:ascii="Times New Roman" w:eastAsia="Times New Roman" w:hAnsi="Times New Roman" w:cs="Times New Roman"/>
+                <w:b/>
               </w:rPr>
               <w:t>STT</w:t>
             </w:r>
@@ -2593,117 +2696,94 @@
         </w:tc>
         <w:tc>
           <w:tcPr>
-            <w:tcW w:w="4435" w:type="dxa"/>
+            <w:tcW w:w="0" w:type="auto"/>
+            <w:shd w:val="clear" w:color="auto" w:fill="D9EAF7"/>
+            <w:vAlign w:val="center"/>
           </w:tcPr>
           <w:p>
             <w:pPr>
-              <w:spacing w:before="120" w:after="0" w:line="340" w:lineRule="exact"/>
               <w:jc w:val="center"/>
               <w:rPr>
-                <w:rFonts w:ascii="Times New Roman" w:eastAsia="Calibri" w:hAnsi="Times New Roman" w:cs="Times New Roman"/>
-                <w:sz w:val="28"/>
-                <w:szCs w:val="28"/>
-              </w:rPr>
-            </w:pPr>
-            <w:r>
-              <w:rPr>
-                <w:rFonts w:ascii="Times New Roman" w:eastAsia="Calibri" w:hAnsi="Times New Roman" w:cs="Times New Roman"/>
-                <w:sz w:val="28"/>
-                <w:szCs w:val="28"/>
-              </w:rPr>
-              <w:t xml:space="preserve">Tên ngành, nghề kinh doanh </w:t>
-            </w:r>
-          </w:p>
-          <w:p>
-            <w:pPr>
-              <w:spacing w:after="0" w:line="340" w:lineRule="exact"/>
-              <w:jc w:val="center"/>
-              <w:rPr>
-                <w:rFonts w:ascii="Times New Roman" w:eastAsia="Calibri" w:hAnsi="Times New Roman" w:cs="Times New Roman"/>
-                <w:sz w:val="28"/>
-                <w:szCs w:val="28"/>
-              </w:rPr>
-            </w:pPr>
-            <w:r>
-              <w:rPr>
-                <w:rFonts w:ascii="Times New Roman" w:eastAsia="Calibri" w:hAnsi="Times New Roman" w:cs="Times New Roman"/>
-                <w:sz w:val="28"/>
-                <w:szCs w:val="28"/>
-              </w:rPr>
-              <w:t>được bỏ khỏi danh sách đã đăng ký</w:t>
+                <w:rFonts w:ascii="Times New Roman" w:eastAsia="Times New Roman" w:hAnsi="Times New Roman" w:cs="Times New Roman"/>
+                <w:sz w:val="24"/>
+              </w:rPr>
+            </w:pPr>
+            <w:r>
+              <w:rPr>
+                <w:rFonts w:ascii="Times New Roman" w:eastAsia="Times New Roman" w:hAnsi="Times New Roman" w:cs="Times New Roman"/>
+                <w:b/>
+              </w:rPr>
+              <w:t>Mã ngành</w:t>
             </w:r>
           </w:p>
         </w:tc>
         <w:tc>
           <w:tcPr>
-            <w:tcW w:w="2268" w:type="dxa"/>
+            <w:tcW w:w="0" w:type="auto"/>
+            <w:shd w:val="clear" w:color="auto" w:fill="D9EAF7"/>
+            <w:vAlign w:val="center"/>
           </w:tcPr>
           <w:p>
             <w:pPr>
-              <w:spacing w:before="120" w:after="0" w:line="340" w:lineRule="exact"/>
               <w:jc w:val="center"/>
               <w:rPr>
-                <w:rFonts w:ascii="Times New Roman" w:eastAsia="Calibri" w:hAnsi="Times New Roman" w:cs="Times New Roman"/>
-                <w:sz w:val="28"/>
-                <w:szCs w:val="28"/>
-              </w:rPr>
-            </w:pPr>
-            <w:r>
-              <w:rPr>
-                <w:rFonts w:ascii="Times New Roman" w:eastAsia="Calibri" w:hAnsi="Times New Roman" w:cs="Times New Roman"/>
-                <w:sz w:val="28"/>
-                <w:szCs w:val="28"/>
-              </w:rPr>
-              <w:t>Mã ngành</w:t>
+                <w:rFonts w:ascii="Times New Roman" w:eastAsia="Times New Roman" w:hAnsi="Times New Roman" w:cs="Times New Roman"/>
+                <w:sz w:val="24"/>
+              </w:rPr>
+            </w:pPr>
+            <w:r>
+              <w:rPr>
+                <w:rFonts w:ascii="Times New Roman" w:eastAsia="Times New Roman" w:hAnsi="Times New Roman" w:cs="Times New Roman"/>
+                <w:b/>
+              </w:rPr>
+              <w:t>Tên ngành bao gồm chi tiết</w:t>
             </w:r>
           </w:p>
         </w:tc>
         <w:tc>
           <w:tcPr>
-            <w:tcW w:w="1701" w:type="dxa"/>
+            <w:tcW w:w="0" w:type="auto"/>
+            <w:shd w:val="clear" w:color="auto" w:fill="D9EAF7"/>
+            <w:vAlign w:val="center"/>
           </w:tcPr>
           <w:p>
             <w:pPr>
-              <w:spacing w:before="120" w:after="0" w:line="340" w:lineRule="exact"/>
               <w:jc w:val="center"/>
               <w:rPr>
-                <w:rFonts w:ascii="Times New Roman" w:eastAsia="Calibri" w:hAnsi="Times New Roman" w:cs="Times New Roman"/>
-                <w:sz w:val="28"/>
-                <w:szCs w:val="28"/>
-              </w:rPr>
-            </w:pPr>
-            <w:r>
-              <w:rPr>
-                <w:rFonts w:ascii="Times New Roman" w:eastAsia="Times New Roman" w:hAnsi="Times New Roman" w:cs="Times New Roman"/>
-                <w:sz w:val="28"/>
-                <w:szCs w:val="28"/>
-                <w:lang w:eastAsia="zh-CN"/>
-              </w:rPr>
-              <w:t>Ghi chú</w:t>
+                <w:rFonts w:ascii="Times New Roman" w:eastAsia="Times New Roman" w:hAnsi="Times New Roman" w:cs="Times New Roman"/>
+                <w:sz w:val="24"/>
+              </w:rPr>
+            </w:pPr>
+            <w:r>
+              <w:rPr>
+                <w:rFonts w:ascii="Times New Roman" w:eastAsia="Times New Roman" w:hAnsi="Times New Roman" w:cs="Times New Roman"/>
+                <w:b/>
+              </w:rPr>
+              <w:t>Ngành chính</w:t>
             </w:r>
           </w:p>
         </w:tc>
       </w:tr>
       <w:tr>
+        <w:trPr>
+          <w:cantSplit/>
+          <w:jc w:val="center"/>
+        </w:trPr>
         <w:tc>
           <w:tcPr>
-            <w:tcW w:w="810" w:type="dxa"/>
+            <w:tcW w:w="0" w:type="auto"/>
           </w:tcPr>
           <w:p>
             <w:pPr>
-              <w:spacing w:before="120" w:after="0" w:line="340" w:lineRule="exact"/>
-              <w:jc w:val="both"/>
-              <w:rPr>
-                <w:rFonts w:ascii="Times New Roman" w:eastAsia="Calibri" w:hAnsi="Times New Roman" w:cs="Times New Roman"/>
-                <w:sz w:val="28"/>
-                <w:szCs w:val="28"/>
-              </w:rPr>
-            </w:pPr>
-            <w:r>
-              <w:rPr>
-                <w:rFonts w:ascii="Times New Roman" w:eastAsia="Calibri" w:hAnsi="Times New Roman" w:cs="Times New Roman"/>
-                <w:sz w:val="28"/>
-                <w:szCs w:val="28"/>
+              <w:jc w:val="center"/>
+              <w:rPr>
+                <w:rFonts w:ascii="Times New Roman" w:eastAsia="Times New Roman" w:hAnsi="Times New Roman" w:cs="Times New Roman"/>
+                <w:sz w:val="24"/>
+              </w:rPr>
+            </w:pPr>
+            <w:r>
+              <w:rPr>
+                <w:rFonts w:ascii="Times New Roman" w:eastAsia="Times New Roman" w:hAnsi="Times New Roman" w:cs="Times New Roman"/>
               </w:rPr>
               <w:t>1</w:t>
             </w:r>
@@ -2711,87 +2791,79 @@
         </w:tc>
         <w:tc>
           <w:tcPr>
-            <w:tcW w:w="4435" w:type="dxa"/>
+            <w:tcW w:w="0" w:type="auto"/>
           </w:tcPr>
           <w:p>
             <w:pPr>
-              <w:spacing w:before="120" w:after="0" w:line="340" w:lineRule="exact"/>
-              <w:jc w:val="both"/>
-              <w:rPr>
-                <w:rFonts w:ascii="Times New Roman" w:eastAsia="Calibri" w:hAnsi="Times New Roman" w:cs="Times New Roman"/>
-                <w:sz w:val="28"/>
-                <w:szCs w:val="28"/>
-              </w:rPr>
-            </w:pPr>
-            <w:r>
+              <w:jc w:val="center"/>
               <w:rPr>
                 <w:rFonts w:ascii="Times New Roman" w:eastAsia="Times New Roman" w:hAnsi="Times New Roman" w:cs="Times New Roman"/>
                 <w:sz w:val="24"/>
               </w:rPr>
-              <w:t>Sản xuất giường, tủ, bàn, ghế</w:t>
+            </w:pPr>
+            <w:r>
+              <w:rPr>
+                <w:rFonts w:ascii="Times New Roman" w:eastAsia="Times New Roman" w:hAnsi="Times New Roman" w:cs="Times New Roman"/>
+              </w:rPr>
+              <w:t>6820</w:t>
             </w:r>
           </w:p>
         </w:tc>
         <w:tc>
           <w:tcPr>
-            <w:tcW w:w="2268" w:type="dxa"/>
+            <w:tcW w:w="0" w:type="auto"/>
           </w:tcPr>
           <w:p>
             <w:pPr>
-              <w:spacing w:before="120" w:after="0" w:line="340" w:lineRule="exact"/>
-              <w:jc w:val="both"/>
-              <w:rPr>
-                <w:rFonts w:ascii="Times New Roman" w:eastAsia="Calibri" w:hAnsi="Times New Roman" w:cs="Times New Roman"/>
-                <w:sz w:val="28"/>
-                <w:szCs w:val="28"/>
-              </w:rPr>
-            </w:pPr>
-            <w:r>
               <w:rPr>
                 <w:rFonts w:ascii="Times New Roman" w:eastAsia="Times New Roman" w:hAnsi="Times New Roman" w:cs="Times New Roman"/>
                 <w:sz w:val="24"/>
               </w:rPr>
-              <w:t>3100</w:t>
+            </w:pPr>
+            <w:r>
+              <w:rPr>
+                <w:rFonts w:ascii="Times New Roman" w:eastAsia="Times New Roman" w:hAnsi="Times New Roman" w:cs="Times New Roman"/>
+                <w:b/>
+              </w:rPr>
+              <w:t>Tư vấn, môi giới, đấu giá bất động sản, đấu giá quyền sử dụng đất</w:t>
             </w:r>
           </w:p>
         </w:tc>
         <w:tc>
           <w:tcPr>
-            <w:tcW w:w="1701" w:type="dxa"/>
+            <w:tcW w:w="0" w:type="auto"/>
           </w:tcPr>
           <w:p>
             <w:pPr>
-              <w:spacing w:before="120" w:after="0" w:line="340" w:lineRule="exact"/>
-              <w:jc w:val="both"/>
-              <w:rPr>
-                <w:rFonts w:ascii="Times New Roman" w:eastAsia="Calibri" w:hAnsi="Times New Roman" w:cs="Times New Roman"/>
-                <w:sz w:val="28"/>
-                <w:szCs w:val="28"/>
+              <w:jc w:val="center"/>
+              <w:rPr>
+                <w:rFonts w:ascii="Times New Roman" w:eastAsia="Times New Roman" w:hAnsi="Times New Roman" w:cs="Times New Roman"/>
+                <w:sz w:val="24"/>
               </w:rPr>
             </w:pPr>
           </w:p>
         </w:tc>
       </w:tr>
       <w:tr>
+        <w:trPr>
+          <w:cantSplit/>
+          <w:jc w:val="center"/>
+        </w:trPr>
         <w:tc>
           <w:tcPr>
-            <w:tcW w:w="810" w:type="dxa"/>
+            <w:tcW w:w="0" w:type="auto"/>
           </w:tcPr>
           <w:p>
             <w:pPr>
-              <w:spacing w:before="120" w:after="0" w:line="340" w:lineRule="exact"/>
-              <w:jc w:val="both"/>
-              <w:rPr>
-                <w:rFonts w:ascii="Times New Roman" w:eastAsia="Calibri" w:hAnsi="Times New Roman" w:cs="Times New Roman"/>
-                <w:sz w:val="28"/>
-                <w:szCs w:val="28"/>
-              </w:rPr>
-            </w:pPr>
-            <w:r>
-              <w:rPr>
-                <w:rFonts w:ascii="Times New Roman" w:eastAsia="Calibri" w:hAnsi="Times New Roman" w:cs="Times New Roman"/>
-                <w:sz w:val="28"/>
-                <w:szCs w:val="28"/>
+              <w:jc w:val="center"/>
+              <w:rPr>
+                <w:rFonts w:ascii="Times New Roman" w:eastAsia="Times New Roman" w:hAnsi="Times New Roman" w:cs="Times New Roman"/>
+                <w:sz w:val="24"/>
+              </w:rPr>
+            </w:pPr>
+            <w:r>
+              <w:rPr>
+                <w:rFonts w:ascii="Times New Roman" w:eastAsia="Times New Roman" w:hAnsi="Times New Roman" w:cs="Times New Roman"/>
               </w:rPr>
               <w:t>2</w:t>
             </w:r>
@@ -2799,11 +2871,11 @@
         </w:tc>
         <w:tc>
           <w:tcPr>
-            <w:tcW w:w="4435" w:type="dxa"/>
+            <w:tcW w:w="0" w:type="auto"/>
           </w:tcPr>
           <w:p>
             <w:pPr>
-              <w:spacing w:after="0" w:line="240" w:lineRule="auto"/>
+              <w:jc w:val="center"/>
               <w:rPr>
                 <w:rFonts w:ascii="Times New Roman" w:eastAsia="Times New Roman" w:hAnsi="Times New Roman" w:cs="Times New Roman"/>
                 <w:sz w:val="24"/>
@@ -2812,36 +2884,17 @@
             <w:r>
               <w:rPr>
                 <w:rFonts w:ascii="Times New Roman" w:eastAsia="Times New Roman" w:hAnsi="Times New Roman" w:cs="Times New Roman"/>
-                <w:sz w:val="24"/>
-              </w:rPr>
-              <w:t>Bán buôn chuyên doanh khác chưa được phân vào đâu</w:t>
-            </w:r>
-          </w:p>
-          <w:p>
-            <w:pPr>
-              <w:spacing w:after="0" w:line="240" w:lineRule="auto"/>
-              <w:rPr>
-                <w:rFonts w:ascii="Times New Roman" w:eastAsia="Times New Roman" w:hAnsi="Times New Roman" w:cs="Times New Roman"/>
-                <w:sz w:val="24"/>
-              </w:rPr>
-            </w:pPr>
-            <w:r>
-              <w:rPr>
-                <w:rFonts w:ascii="Times New Roman" w:eastAsia="Times New Roman" w:hAnsi="Times New Roman" w:cs="Times New Roman"/>
-                <w:sz w:val="24"/>
-              </w:rPr>
-              <w:t>Chi tiết: Bán buôn nguyên phụ liệu, vật liệu nội thất.</w:t>
+              </w:rPr>
+              <w:t>4669</w:t>
             </w:r>
           </w:p>
         </w:tc>
         <w:tc>
           <w:tcPr>
-            <w:tcW w:w="2268" w:type="dxa"/>
+            <w:tcW w:w="0" w:type="auto"/>
           </w:tcPr>
           <w:p>
             <w:pPr>
-              <w:spacing w:before="120" w:after="0" w:line="340" w:lineRule="exact"/>
-              <w:jc w:val="both"/>
               <w:rPr>
                 <w:rFonts w:ascii="Times New Roman" w:eastAsia="Times New Roman" w:hAnsi="Times New Roman" w:cs="Times New Roman"/>
                 <w:sz w:val="24"/>
@@ -2850,49 +2903,88 @@
             <w:r>
               <w:rPr>
                 <w:rFonts w:ascii="Times New Roman" w:eastAsia="Times New Roman" w:hAnsi="Times New Roman" w:cs="Times New Roman"/>
+                <w:b/>
+              </w:rPr>
+              <w:t>Bán buôn chuyên doanh khác chưa được phân vào đâu</w:t>
+            </w:r>
+          </w:p>
+          <w:p>
+            <w:pPr>
+              <w:spacing w:before="40"/>
+              <w:rPr>
+                <w:rFonts w:ascii="Times New Roman" w:eastAsia="Times New Roman" w:hAnsi="Times New Roman" w:cs="Times New Roman"/>
                 <w:sz w:val="24"/>
               </w:rPr>
-              <w:t>4669</w:t>
+            </w:pPr>
+            <w:r>
+              <w:rPr>
+                <w:rFonts w:ascii="Times New Roman" w:eastAsia="Times New Roman" w:hAnsi="Times New Roman" w:cs="Times New Roman"/>
+              </w:rPr>
+              <w:t>Chi tiết:</w:t>
+            </w:r>
+            <w:r>
+              <w:rPr>
+                <w:rFonts w:ascii="Times New Roman" w:eastAsia="Times New Roman" w:hAnsi="Times New Roman" w:cs="Times New Roman"/>
+                <w:sz w:val="24"/>
+              </w:rPr>
+              <w:br/>
+            </w:r>
+            <w:r>
+              <w:rPr>
+                <w:rFonts w:ascii="Times New Roman" w:eastAsia="Times New Roman" w:hAnsi="Times New Roman" w:cs="Times New Roman"/>
+              </w:rPr>
+              <w:t>- Bán buôn phân bón, thuốc trừ sâu và hóa chất khác sử dụng trong nông nghiệp</w:t>
+            </w:r>
+            <w:r>
+              <w:rPr>
+                <w:rFonts w:ascii="Times New Roman" w:eastAsia="Times New Roman" w:hAnsi="Times New Roman" w:cs="Times New Roman"/>
+                <w:sz w:val="24"/>
+              </w:rPr>
+              <w:br/>
+            </w:r>
+            <w:r>
+              <w:rPr>
+                <w:rFonts w:ascii="Times New Roman" w:eastAsia="Times New Roman" w:hAnsi="Times New Roman" w:cs="Times New Roman"/>
+              </w:rPr>
+              <w:t>- Bán buôn hoá chất sử dụng trong lĩnh vực công nghiệp,chất dẻo dạng nguyên sinh ,bao bì nhựa PVC,PE,PP,giấy nhám,băng keo,keo dán giấy ,dây điện, hạt nhựa tái chế và hạt nhựa nguyên sinh</w:t>
             </w:r>
           </w:p>
         </w:tc>
         <w:tc>
           <w:tcPr>
-            <w:tcW w:w="1701" w:type="dxa"/>
+            <w:tcW w:w="0" w:type="auto"/>
           </w:tcPr>
           <w:p>
             <w:pPr>
-              <w:spacing w:before="120" w:after="0" w:line="340" w:lineRule="exact"/>
-              <w:jc w:val="both"/>
-              <w:rPr>
-                <w:rFonts w:ascii="Times New Roman" w:eastAsia="Calibri" w:hAnsi="Times New Roman" w:cs="Times New Roman"/>
-                <w:sz w:val="28"/>
-                <w:szCs w:val="28"/>
+              <w:jc w:val="center"/>
+              <w:rPr>
+                <w:rFonts w:ascii="Times New Roman" w:eastAsia="Times New Roman" w:hAnsi="Times New Roman" w:cs="Times New Roman"/>
+                <w:sz w:val="24"/>
               </w:rPr>
             </w:pPr>
           </w:p>
         </w:tc>
       </w:tr>
       <w:tr>
+        <w:trPr>
+          <w:cantSplit/>
+          <w:jc w:val="center"/>
+        </w:trPr>
         <w:tc>
           <w:tcPr>
-            <w:tcW w:w="810" w:type="dxa"/>
+            <w:tcW w:w="0" w:type="auto"/>
           </w:tcPr>
           <w:p>
             <w:pPr>
-              <w:spacing w:before="120" w:after="0" w:line="340" w:lineRule="exact"/>
-              <w:jc w:val="both"/>
-              <w:rPr>
-                <w:rFonts w:ascii="Times New Roman" w:eastAsia="Calibri" w:hAnsi="Times New Roman" w:cs="Times New Roman"/>
-                <w:sz w:val="28"/>
-                <w:szCs w:val="28"/>
-              </w:rPr>
-            </w:pPr>
-            <w:r>
-              <w:rPr>
-                <w:rFonts w:ascii="Times New Roman" w:eastAsia="Calibri" w:hAnsi="Times New Roman" w:cs="Times New Roman"/>
-                <w:sz w:val="28"/>
-                <w:szCs w:val="28"/>
+              <w:jc w:val="center"/>
+              <w:rPr>
+                <w:rFonts w:ascii="Times New Roman" w:eastAsia="Times New Roman" w:hAnsi="Times New Roman" w:cs="Times New Roman"/>
+                <w:sz w:val="24"/>
+              </w:rPr>
+            </w:pPr>
+            <w:r>
+              <w:rPr>
+                <w:rFonts w:ascii="Times New Roman" w:eastAsia="Times New Roman" w:hAnsi="Times New Roman" w:cs="Times New Roman"/>
               </w:rPr>
               <w:t>3</w:t>
             </w:r>
@@ -2900,11 +2992,11 @@
         </w:tc>
         <w:tc>
           <w:tcPr>
-            <w:tcW w:w="4435" w:type="dxa"/>
+            <w:tcW w:w="0" w:type="auto"/>
           </w:tcPr>
           <w:p>
             <w:pPr>
-              <w:spacing w:after="0" w:line="240" w:lineRule="auto"/>
+              <w:jc w:val="center"/>
               <w:rPr>
                 <w:rFonts w:ascii="Times New Roman" w:eastAsia="Times New Roman" w:hAnsi="Times New Roman" w:cs="Times New Roman"/>
                 <w:sz w:val="24"/>
@@ -2913,36 +3005,17 @@
             <w:r>
               <w:rPr>
                 <w:rFonts w:ascii="Times New Roman" w:eastAsia="Times New Roman" w:hAnsi="Times New Roman" w:cs="Times New Roman"/>
-                <w:sz w:val="24"/>
-              </w:rPr>
-              <w:t>Bán buôn vật liệu, thiết bị lắp đặt khác trong xây dựng</w:t>
-            </w:r>
-          </w:p>
-          <w:p>
-            <w:pPr>
-              <w:spacing w:after="0" w:line="240" w:lineRule="auto"/>
-              <w:rPr>
-                <w:rFonts w:ascii="Times New Roman" w:eastAsia="Times New Roman" w:hAnsi="Times New Roman" w:cs="Times New Roman"/>
-                <w:sz w:val="24"/>
-              </w:rPr>
-            </w:pPr>
-            <w:r>
-              <w:rPr>
-                <w:rFonts w:ascii="Times New Roman" w:eastAsia="Times New Roman" w:hAnsi="Times New Roman" w:cs="Times New Roman"/>
-                <w:sz w:val="24"/>
-              </w:rPr>
-              <w:t>Chi tiết: Bán buôn gỗ, ván, MDF.</w:t>
+              </w:rPr>
+              <w:t>9610</w:t>
             </w:r>
           </w:p>
         </w:tc>
         <w:tc>
           <w:tcPr>
-            <w:tcW w:w="2268" w:type="dxa"/>
+            <w:tcW w:w="0" w:type="auto"/>
           </w:tcPr>
           <w:p>
             <w:pPr>
-              <w:spacing w:before="120" w:after="0" w:line="340" w:lineRule="exact"/>
-              <w:jc w:val="both"/>
               <w:rPr>
                 <w:rFonts w:ascii="Times New Roman" w:eastAsia="Times New Roman" w:hAnsi="Times New Roman" w:cs="Times New Roman"/>
                 <w:sz w:val="24"/>
@@ -2951,24 +3024,117 @@
             <w:r>
               <w:rPr>
                 <w:rFonts w:ascii="Times New Roman" w:eastAsia="Times New Roman" w:hAnsi="Times New Roman" w:cs="Times New Roman"/>
-                <w:sz w:val="24"/>
-              </w:rPr>
-              <w:t>4663</w:t>
+                <w:b/>
+              </w:rPr>
+              <w:t>Dịch vụ tắm hơi, massage và các dịch vụ tăng cường sức khoẻ tương tự (trừ hoạt động thể thao)</w:t>
             </w:r>
           </w:p>
         </w:tc>
         <w:tc>
           <w:tcPr>
-            <w:tcW w:w="1701" w:type="dxa"/>
+            <w:tcW w:w="0" w:type="auto"/>
           </w:tcPr>
           <w:p>
             <w:pPr>
-              <w:spacing w:before="120" w:after="0" w:line="340" w:lineRule="exact"/>
-              <w:jc w:val="both"/>
-              <w:rPr>
-                <w:rFonts w:ascii="Times New Roman" w:eastAsia="Calibri" w:hAnsi="Times New Roman" w:cs="Times New Roman"/>
-                <w:sz w:val="28"/>
-                <w:szCs w:val="28"/>
+              <w:jc w:val="center"/>
+              <w:rPr>
+                <w:rFonts w:ascii="Times New Roman" w:eastAsia="Times New Roman" w:hAnsi="Times New Roman" w:cs="Times New Roman"/>
+                <w:sz w:val="24"/>
+              </w:rPr>
+            </w:pPr>
+          </w:p>
+        </w:tc>
+      </w:tr>
+      <w:tr>
+        <w:trPr>
+          <w:cantSplit/>
+          <w:jc w:val="center"/>
+        </w:trPr>
+        <w:tc>
+          <w:tcPr>
+            <w:tcW w:w="0" w:type="auto"/>
+          </w:tcPr>
+          <w:p>
+            <w:pPr>
+              <w:jc w:val="center"/>
+              <w:rPr>
+                <w:rFonts w:ascii="Times New Roman" w:eastAsia="Times New Roman" w:hAnsi="Times New Roman" w:cs="Times New Roman"/>
+                <w:sz w:val="24"/>
+              </w:rPr>
+            </w:pPr>
+            <w:r>
+              <w:rPr>
+                <w:rFonts w:ascii="Times New Roman" w:eastAsia="Times New Roman" w:hAnsi="Times New Roman" w:cs="Times New Roman"/>
+              </w:rPr>
+              <w:t>4</w:t>
+            </w:r>
+          </w:p>
+        </w:tc>
+        <w:tc>
+          <w:tcPr>
+            <w:tcW w:w="0" w:type="auto"/>
+          </w:tcPr>
+          <w:p>
+            <w:pPr>
+              <w:jc w:val="center"/>
+              <w:rPr>
+                <w:rFonts w:ascii="Times New Roman" w:eastAsia="Times New Roman" w:hAnsi="Times New Roman" w:cs="Times New Roman"/>
+                <w:sz w:val="24"/>
+              </w:rPr>
+            </w:pPr>
+            <w:r>
+              <w:rPr>
+                <w:rFonts w:ascii="Times New Roman" w:eastAsia="Times New Roman" w:hAnsi="Times New Roman" w:cs="Times New Roman"/>
+              </w:rPr>
+              <w:t>9631</w:t>
+            </w:r>
+          </w:p>
+        </w:tc>
+        <w:tc>
+          <w:tcPr>
+            <w:tcW w:w="0" w:type="auto"/>
+          </w:tcPr>
+          <w:p>
+            <w:pPr>
+              <w:rPr>
+                <w:rFonts w:ascii="Times New Roman" w:eastAsia="Times New Roman" w:hAnsi="Times New Roman" w:cs="Times New Roman"/>
+                <w:sz w:val="24"/>
+              </w:rPr>
+            </w:pPr>
+            <w:r>
+              <w:rPr>
+                <w:rFonts w:ascii="Times New Roman" w:eastAsia="Times New Roman" w:hAnsi="Times New Roman" w:cs="Times New Roman"/>
+                <w:b/>
+              </w:rPr>
+              <w:t>Cắt tóc, làm đầu, gội đầu</w:t>
+            </w:r>
+          </w:p>
+          <w:p>
+            <w:pPr>
+              <w:spacing w:before="40"/>
+              <w:rPr>
+                <w:rFonts w:ascii="Times New Roman" w:eastAsia="Times New Roman" w:hAnsi="Times New Roman" w:cs="Times New Roman"/>
+                <w:sz w:val="24"/>
+              </w:rPr>
+            </w:pPr>
+            <w:r>
+              <w:rPr>
+                <w:rFonts w:ascii="Times New Roman" w:eastAsia="Times New Roman" w:hAnsi="Times New Roman" w:cs="Times New Roman"/>
+              </w:rPr>
+              <w:t>Chi tiết: Cắt tóc, làm đầu, gội đầu, làm móng tay, móng chân</w:t>
+            </w:r>
+          </w:p>
+        </w:tc>
+        <w:tc>
+          <w:tcPr>
+            <w:tcW w:w="0" w:type="auto"/>
+          </w:tcPr>
+          <w:p>
+            <w:pPr>
+              <w:jc w:val="center"/>
+              <w:rPr>
+                <w:rFonts w:ascii="Times New Roman" w:eastAsia="Times New Roman" w:hAnsi="Times New Roman" w:cs="Times New Roman"/>
+                <w:sz w:val="24"/>
               </w:rPr>
             </w:pPr>
           </w:p>
@@ -2986,58 +3152,6 @@
           <w:szCs w:val="28"/>
         </w:rPr>
       </w:pPr>
-      <w:r>
-        <w:rPr>
-          <w:rFonts w:ascii="Times New Roman" w:eastAsia="Calibri" w:hAnsi="Times New Roman" w:cs="Times New Roman"/>
-          <w:b/>
-          <w:sz w:val="28"/>
-          <w:szCs w:val="28"/>
-        </w:rPr>
-        <w:t>3. Sửa đổi chi tiết ngành, nghề kinh doanh sau</w:t>
-      </w:r>
-      <w:r>
-        <w:rPr>
-          <w:rFonts w:ascii="Times New Roman" w:eastAsia="Calibri" w:hAnsi="Times New Roman" w:cs="Times New Roman"/>
-          <w:b/>
-          <w:i/>
-          <w:sz w:val="28"/>
-          <w:szCs w:val="28"/>
-        </w:rPr>
-        <w:t xml:space="preserve"> </w:t>
-      </w:r>
-      <w:r>
-        <w:rPr>
-          <w:rFonts w:ascii="Times New Roman" w:eastAsia="Calibri" w:hAnsi="Times New Roman" w:cs="Times New Roman"/>
-          <w:sz w:val="28"/>
-          <w:szCs w:val="28"/>
-        </w:rPr>
-        <w:t>(</w:t>
-      </w:r>
-      <w:r>
-        <w:rPr>
-          <w:rFonts w:ascii="Times New Roman" w:eastAsia="Calibri" w:hAnsi="Times New Roman" w:cs="Times New Roman"/>
-          <w:i/>
-          <w:sz w:val="28"/>
-          <w:szCs w:val="28"/>
-        </w:rPr>
-        <w:t>kê khai trong trường hợp doanh nghiệp thông báo thay đổi nội dung chi tiết của ngành, nghề kinh doanh đã đăng ký với cơ quan đăng ký kinh doanh</w:t>
-      </w:r>
-      <w:r>
-        <w:rPr>
-          <w:rFonts w:ascii="Times New Roman" w:eastAsia="Calibri" w:hAnsi="Times New Roman" w:cs="Times New Roman"/>
-          <w:sz w:val="28"/>
-          <w:szCs w:val="28"/>
-        </w:rPr>
-        <w:t>):</w:t>
-      </w:r>
-      <w:r>
-        <w:rPr>
-          <w:rFonts w:ascii="Times New Roman" w:eastAsia="Calibri" w:hAnsi="Times New Roman" w:cs="Times New Roman"/>
-          <w:sz w:val="28"/>
-          <w:szCs w:val="28"/>
-        </w:rPr>
-        <w:t>Không có</w:t>
-      </w:r>
     </w:p>
     <w:p>
       <w:pPr>
@@ -3050,7 +3164,323 @@
           <w:szCs w:val="28"/>
         </w:rPr>
       </w:pPr>
+      <w:r>
+        <w:rPr>
+          <w:rFonts w:ascii="Times New Roman" w:eastAsia="Calibri" w:hAnsi="Times New Roman" w:cs="Times New Roman"/>
+          <w:b/>
+          <w:sz w:val="28"/>
+          <w:szCs w:val="28"/>
+        </w:rPr>
+        <w:t>3. Sửa đổi chi tiết ngành, nghề kinh doanh sau</w:t>
+      </w:r>
+      <w:r>
+        <w:rPr>
+          <w:rFonts w:ascii="Times New Roman" w:eastAsia="Calibri" w:hAnsi="Times New Roman" w:cs="Times New Roman"/>
+          <w:b/>
+          <w:i/>
+          <w:sz w:val="28"/>
+          <w:szCs w:val="28"/>
+        </w:rPr>
+        <w:t xml:space="preserve"> </w:t>
+      </w:r>
+      <w:r>
+        <w:rPr>
+          <w:rFonts w:ascii="Times New Roman" w:eastAsia="Calibri" w:hAnsi="Times New Roman" w:cs="Times New Roman"/>
+          <w:sz w:val="28"/>
+          <w:szCs w:val="28"/>
+        </w:rPr>
+        <w:t>(</w:t>
+      </w:r>
+      <w:r>
+        <w:rPr>
+          <w:rFonts w:ascii="Times New Roman" w:eastAsia="Calibri" w:hAnsi="Times New Roman" w:cs="Times New Roman"/>
+          <w:i/>
+          <w:sz w:val="28"/>
+          <w:szCs w:val="28"/>
+        </w:rPr>
+        <w:t>kê khai trong trường hợp doanh nghiệp thông báo thay đổi nội dung chi tiết của ngành, nghề kinh doanh đã đăng ký với cơ quan đăng ký kinh doanh</w:t>
+      </w:r>
+      <w:r>
+        <w:rPr>
+          <w:rFonts w:ascii="Times New Roman" w:eastAsia="Calibri" w:hAnsi="Times New Roman" w:cs="Times New Roman"/>
+          <w:sz w:val="28"/>
+          <w:szCs w:val="28"/>
+        </w:rPr>
+        <w:t>):</w:t>
+      </w:r>
     </w:p>
+    <w:tbl>
+      <w:tblPr>
+        <w:tblStyle w:val="TableGrid2"/>
+        <w:tblW w:w="5000" w:type="pct"/>
+        <w:jc w:val="center"/>
+        <w:tblLook w:val="04A0" w:firstRow="1" w:lastRow="0" w:firstColumn="1" w:lastColumn="0" w:noHBand="0" w:noVBand="1"/>
+      </w:tblPr>
+      <w:tblGrid>
+        <w:gridCol w:w="632"/>
+        <w:gridCol w:w="804"/>
+        <w:gridCol w:w="6786"/>
+        <w:gridCol w:w="840"/>
+      </w:tblGrid>
+      <w:tr>
+        <w:trPr>
+          <w:tblHeader/>
+          <w:jc w:val="center"/>
+        </w:trPr>
+        <w:tc>
+          <w:tcPr>
+            <w:tcW w:w="253" w:type="pct"/>
+            <w:shd w:val="clear" w:color="auto" w:fill="D9EAF7"/>
+            <w:vAlign w:val="center"/>
+          </w:tcPr>
+          <w:p>
+            <w:pPr>
+              <w:jc w:val="center"/>
+              <w:rPr>
+                <w:rFonts w:ascii="Times New Roman" w:eastAsia="Times New Roman" w:hAnsi="Times New Roman" w:cs="Times New Roman"/>
+                <w:sz w:val="24"/>
+              </w:rPr>
+            </w:pPr>
+            <w:r>
+              <w:rPr>
+                <w:rFonts w:ascii="Times New Roman" w:eastAsia="Times New Roman" w:hAnsi="Times New Roman" w:cs="Times New Roman"/>
+                <w:b/>
+              </w:rPr>
+              <w:t>STT</w:t>
+            </w:r>
+          </w:p>
+        </w:tc>
+        <w:tc>
+          <w:tcPr>
+            <w:tcW w:w="389" w:type="pct"/>
+            <w:shd w:val="clear" w:color="auto" w:fill="D9EAF7"/>
+            <w:vAlign w:val="center"/>
+          </w:tcPr>
+          <w:p>
+            <w:pPr>
+              <w:jc w:val="center"/>
+              <w:rPr>
+                <w:rFonts w:ascii="Times New Roman" w:eastAsia="Times New Roman" w:hAnsi="Times New Roman" w:cs="Times New Roman"/>
+                <w:sz w:val="24"/>
+              </w:rPr>
+            </w:pPr>
+            <w:r>
+              <w:rPr>
+                <w:rFonts w:ascii="Times New Roman" w:eastAsia="Times New Roman" w:hAnsi="Times New Roman" w:cs="Times New Roman"/>
+                <w:b/>
+              </w:rPr>
+              <w:t>Mã ngành</w:t>
+            </w:r>
+          </w:p>
+        </w:tc>
+        <w:tc>
+          <w:tcPr>
+            <w:tcW w:w="3872" w:type="pct"/>
+            <w:shd w:val="clear" w:color="auto" w:fill="D9EAF7"/>
+            <w:vAlign w:val="center"/>
+          </w:tcPr>
+          <w:p>
+            <w:pPr>
+              <w:jc w:val="center"/>
+              <w:rPr>
+                <w:rFonts w:ascii="Times New Roman" w:eastAsia="Times New Roman" w:hAnsi="Times New Roman" w:cs="Times New Roman"/>
+                <w:sz w:val="24"/>
+              </w:rPr>
+            </w:pPr>
+            <w:r>
+              <w:rPr>
+                <w:rFonts w:ascii="Times New Roman" w:eastAsia="Times New Roman" w:hAnsi="Times New Roman" w:cs="Times New Roman"/>
+                <w:b/>
+              </w:rPr>
+              <w:t>Tên ngành bao gồm chi tiết</w:t>
+            </w:r>
+          </w:p>
+        </w:tc>
+        <w:tc>
+          <w:tcPr>
+            <w:tcW w:w="486" w:type="pct"/>
+            <w:shd w:val="clear" w:color="auto" w:fill="D9EAF7"/>
+            <w:vAlign w:val="center"/>
+          </w:tcPr>
+          <w:p>
+            <w:pPr>
+              <w:jc w:val="center"/>
+              <w:rPr>
+                <w:rFonts w:ascii="Times New Roman" w:eastAsia="Times New Roman" w:hAnsi="Times New Roman" w:cs="Times New Roman"/>
+                <w:sz w:val="24"/>
+              </w:rPr>
+            </w:pPr>
+            <w:r>
+              <w:rPr>
+                <w:rFonts w:ascii="Times New Roman" w:eastAsia="Times New Roman" w:hAnsi="Times New Roman" w:cs="Times New Roman"/>
+                <w:b/>
+              </w:rPr>
+              <w:t>Ngành chính</w:t>
+            </w:r>
+          </w:p>
+        </w:tc>
+      </w:tr>
+      <w:tr>
+        <w:trPr>
+          <w:cantSplit/>
+          <w:jc w:val="center"/>
+        </w:trPr>
+        <w:tc>
+          <w:tcPr>
+            <w:tcW w:w="253" w:type="pct"/>
+          </w:tcPr>
+          <w:p>
+            <w:pPr>
+              <w:jc w:val="center"/>
+              <w:rPr>
+                <w:rFonts w:ascii="Times New Roman" w:eastAsia="Times New Roman" w:hAnsi="Times New Roman" w:cs="Times New Roman"/>
+                <w:sz w:val="24"/>
+              </w:rPr>
+            </w:pPr>
+            <w:r>
+              <w:rPr>
+                <w:rFonts w:ascii="Times New Roman" w:eastAsia="Times New Roman" w:hAnsi="Times New Roman" w:cs="Times New Roman"/>
+              </w:rPr>
+              <w:t>1</w:t>
+            </w:r>
+          </w:p>
+        </w:tc>
+        <w:tc>
+          <w:tcPr>
+            <w:tcW w:w="389" w:type="pct"/>
+          </w:tcPr>
+          <w:p>
+            <w:pPr>
+              <w:jc w:val="center"/>
+              <w:rPr>
+                <w:rFonts w:ascii="Times New Roman" w:eastAsia="Times New Roman" w:hAnsi="Times New Roman" w:cs="Times New Roman"/>
+                <w:sz w:val="24"/>
+              </w:rPr>
+            </w:pPr>
+            <w:r>
+              <w:rPr>
+                <w:rFonts w:ascii="Times New Roman" w:eastAsia="Times New Roman" w:hAnsi="Times New Roman" w:cs="Times New Roman"/>
+              </w:rPr>
+              <w:t>4721</w:t>
+            </w:r>
+          </w:p>
+        </w:tc>
+        <w:tc>
+          <w:tcPr>
+            <w:tcW w:w="3872" w:type="pct"/>
+          </w:tcPr>
+          <w:p>
+            <w:pPr>
+              <w:rPr>
+                <w:rFonts w:ascii="Times New Roman" w:eastAsia="Times New Roman" w:hAnsi="Times New Roman" w:cs="Times New Roman"/>
+                <w:sz w:val="24"/>
+              </w:rPr>
+            </w:pPr>
+            <w:r>
+              <w:rPr>
+                <w:rFonts w:ascii="Times New Roman" w:eastAsia="Times New Roman" w:hAnsi="Times New Roman" w:cs="Times New Roman"/>
+                <w:b/>
+              </w:rPr>
+              <w:t>Bán lẻ lương thực</w:t>
+            </w:r>
+          </w:p>
+        </w:tc>
+        <w:tc>
+          <w:tcPr>
+            <w:tcW w:w="486" w:type="pct"/>
+          </w:tcPr>
+          <w:p>
+            <w:pPr>
+              <w:jc w:val="center"/>
+              <w:rPr>
+                <w:rFonts w:ascii="Times New Roman" w:eastAsia="Times New Roman" w:hAnsi="Times New Roman" w:cs="Times New Roman"/>
+                <w:sz w:val="24"/>
+              </w:rPr>
+            </w:pPr>
+          </w:p>
+        </w:tc>
+      </w:tr>
+      <w:tr>
+        <w:trPr>
+          <w:cantSplit/>
+          <w:jc w:val="center"/>
+        </w:trPr>
+        <w:tc>
+          <w:tcPr>
+            <w:tcW w:w="253" w:type="pct"/>
+          </w:tcPr>
+          <w:p>
+            <w:pPr>
+              <w:jc w:val="center"/>
+              <w:rPr>
+                <w:rFonts w:ascii="Times New Roman" w:eastAsia="Times New Roman" w:hAnsi="Times New Roman" w:cs="Times New Roman"/>
+                <w:sz w:val="24"/>
+              </w:rPr>
+            </w:pPr>
+            <w:r>
+              <w:rPr>
+                <w:rFonts w:ascii="Times New Roman" w:eastAsia="Times New Roman" w:hAnsi="Times New Roman" w:cs="Times New Roman"/>
+              </w:rPr>
+              <w:t>2</w:t>
+            </w:r>
+          </w:p>
+        </w:tc>
+        <w:tc>
+          <w:tcPr>
+            <w:tcW w:w="389" w:type="pct"/>
+          </w:tcPr>
+          <w:p>
+            <w:pPr>
+              <w:jc w:val="center"/>
+              <w:rPr>
+                <w:rFonts w:ascii="Times New Roman" w:eastAsia="Times New Roman" w:hAnsi="Times New Roman" w:cs="Times New Roman"/>
+                <w:sz w:val="24"/>
+              </w:rPr>
+            </w:pPr>
+            <w:r>
+              <w:rPr>
+                <w:rFonts w:ascii="Times New Roman" w:eastAsia="Times New Roman" w:hAnsi="Times New Roman" w:cs="Times New Roman"/>
+              </w:rPr>
+              <w:t>4722</w:t>
+            </w:r>
+          </w:p>
+        </w:tc>
+        <w:tc>
+          <w:tcPr>
+            <w:tcW w:w="3872" w:type="pct"/>
+          </w:tcPr>
+          <w:p>
+            <w:pPr>
+              <w:rPr>
+                <w:rFonts w:ascii="Times New Roman" w:eastAsia="Times New Roman" w:hAnsi="Times New Roman" w:cs="Times New Roman"/>
+                <w:sz w:val="24"/>
+              </w:rPr>
+            </w:pPr>
+            <w:r>
+              <w:rPr>
+                <w:rFonts w:ascii="Times New Roman" w:eastAsia="Times New Roman" w:hAnsi="Times New Roman" w:cs="Times New Roman"/>
+                <w:b/>
+              </w:rPr>
+              <w:t>Bán lẻ thực phẩm</w:t>
+            </w:r>
+          </w:p>
+        </w:tc>
+        <w:tc>
+          <w:tcPr>
+            <w:tcW w:w="486" w:type="pct"/>
+          </w:tcPr>
+          <w:p>
+            <w:pPr>
+              <w:jc w:val="center"/>
+              <w:rPr>
+                <w:rFonts w:ascii="Times New Roman" w:eastAsia="Times New Roman" w:hAnsi="Times New Roman" w:cs="Times New Roman"/>
+                <w:sz w:val="24"/>
+              </w:rPr>
+            </w:pPr>
+          </w:p>
+        </w:tc>
+      </w:tr>
+    </w:tbl>
     <w:p>
       <w:pPr>
         <w:spacing w:before="120" w:after="120" w:line="340" w:lineRule="exact"/>
@@ -3058,26 +3488,10 @@
         <w:jc w:val="both"/>
         <w:rPr>
           <w:rFonts w:ascii="Times New Roman" w:eastAsia="Calibri" w:hAnsi="Times New Roman" w:cs="Times New Roman"/>
-          <w:bCs/>
-          <w:sz w:val="28"/>
-        </w:rPr>
-      </w:pPr>
-      <w:r>
-        <w:rPr>
-          <w:rFonts w:ascii="Times New Roman" w:eastAsia="Calibri" w:hAnsi="Times New Roman" w:cs="Times New Roman"/>
-          <w:sz w:val="20"/>
-          <w:szCs w:val="20"/>
-        </w:rPr>
-        <w:t xml:space="preserve"> </w:t>
-      </w:r>
-      <w:r>
-        <w:rPr>
-          <w:rFonts w:ascii="Times New Roman" w:eastAsia="Calibri" w:hAnsi="Times New Roman" w:cs="Times New Roman"/>
-          <w:bCs/>
-          <w:sz w:val="28"/>
-        </w:rPr>
-        <w:t>Doanh nghiệp cam kết đáp ứng điều kiện tiếp cận thị trường đối với các ngành nghề thuộc Danh mục ngành, nghề hạn chế tiếp cận thị trường đối với nhà đầu tư nước ngoài theo quy định của pháp luật về đầu tư.</w:t>
-      </w:r>
+          <w:sz w:val="28"/>
+          <w:szCs w:val="28"/>
+        </w:rPr>
+      </w:pPr>
     </w:p>
     <w:p>
       <w:pPr>
@@ -3087,23 +3501,9 @@
         <w:rPr>
           <w:rFonts w:ascii="Times New Roman" w:eastAsia="Calibri" w:hAnsi="Times New Roman" w:cs="Times New Roman"/>
           <w:sz w:val="28"/>
-        </w:rPr>
-      </w:pPr>
-      <w:r>
-        <w:rPr>
-          <w:rFonts w:ascii="Times New Roman" w:eastAsia="Calibri" w:hAnsi="Times New Roman" w:cs="Times New Roman"/>
-          <w:b/>
-          <w:sz w:val="28"/>
-        </w:rPr>
-        <w:t>Lưu ý:</w:t>
-      </w:r>
-      <w:r>
-        <w:rPr>
-          <w:rFonts w:ascii="Times New Roman" w:eastAsia="Calibri" w:hAnsi="Times New Roman" w:cs="Times New Roman"/>
-          <w:sz w:val="28"/>
-        </w:rPr>
-        <w:t xml:space="preserve"> </w:t>
-      </w:r>
+          <w:szCs w:val="28"/>
+        </w:rPr>
+      </w:pPr>
     </w:p>
     <w:p>
       <w:pPr>
@@ -3112,15 +3512,25 @@
         <w:jc w:val="both"/>
         <w:rPr>
           <w:rFonts w:ascii="Times New Roman" w:eastAsia="Calibri" w:hAnsi="Times New Roman" w:cs="Times New Roman"/>
-          <w:sz w:val="28"/>
-        </w:rPr>
-      </w:pPr>
-      <w:r>
-        <w:rPr>
-          <w:rFonts w:ascii="Times New Roman" w:eastAsia="Calibri" w:hAnsi="Times New Roman" w:cs="Times New Roman"/>
-          <w:sz w:val="28"/>
-        </w:rPr>
-        <w:t>- Trường hợp doanh nghiệp thay đổi ngành, nghề kinh doanh từ ngành này sang ngành khác, doanh nghiệp kê khai đồng thời tại mục 1, 2 nêu trên, cụ thể như sau: kê khai ngành, nghề kinh doanh mới tại mục 1; kê khai ngành, nghề kinh doanh cũ tại mục 2.</w:t>
+          <w:bCs/>
+          <w:sz w:val="28"/>
+        </w:rPr>
+      </w:pPr>
+      <w:r>
+        <w:rPr>
+          <w:rFonts w:ascii="Times New Roman" w:eastAsia="Calibri" w:hAnsi="Times New Roman" w:cs="Times New Roman"/>
+          <w:sz w:val="20"/>
+          <w:szCs w:val="20"/>
+        </w:rPr>
+        <w:t xml:space="preserve"> </w:t>
+      </w:r>
+      <w:r>
+        <w:rPr>
+          <w:rFonts w:ascii="Times New Roman" w:eastAsia="Calibri" w:hAnsi="Times New Roman" w:cs="Times New Roman"/>
+          <w:bCs/>
+          <w:sz w:val="28"/>
+        </w:rPr>
+        <w:t>Doanh nghiệp cam kết đáp ứng điều kiện tiếp cận thị trường đối với các ngành nghề thuộc Danh mục ngành, nghề hạn chế tiếp cận thị trường đối với nhà đầu tư nước ngoài theo quy định của pháp luật về đầu tư.</w:t>
       </w:r>
     </w:p>
     <w:p>
@@ -3136,9 +3546,52 @@
       <w:r>
         <w:rPr>
           <w:rFonts w:ascii="Times New Roman" w:eastAsia="Calibri" w:hAnsi="Times New Roman" w:cs="Times New Roman"/>
-          <w:sz w:val="28"/>
-        </w:rPr>
-        <w:lastRenderedPageBreak/>
+          <w:b/>
+          <w:sz w:val="28"/>
+        </w:rPr>
+        <w:t>Lưu ý:</w:t>
+      </w:r>
+      <w:r>
+        <w:rPr>
+          <w:rFonts w:ascii="Times New Roman" w:eastAsia="Calibri" w:hAnsi="Times New Roman" w:cs="Times New Roman"/>
+          <w:sz w:val="28"/>
+        </w:rPr>
+        <w:t xml:space="preserve"> </w:t>
+      </w:r>
+    </w:p>
+    <w:p>
+      <w:pPr>
+        <w:spacing w:before="120" w:after="120" w:line="340" w:lineRule="exact"/>
+        <w:ind w:firstLine="720"/>
+        <w:jc w:val="both"/>
+        <w:rPr>
+          <w:rFonts w:ascii="Times New Roman" w:eastAsia="Calibri" w:hAnsi="Times New Roman" w:cs="Times New Roman"/>
+          <w:sz w:val="28"/>
+        </w:rPr>
+      </w:pPr>
+      <w:r>
+        <w:rPr>
+          <w:rFonts w:ascii="Times New Roman" w:eastAsia="Calibri" w:hAnsi="Times New Roman" w:cs="Times New Roman"/>
+          <w:sz w:val="28"/>
+        </w:rPr>
+        <w:t>- Trường hợp doanh nghiệp thay đổi ngành, nghề kinh doanh từ ngành này sang ngành khác, doanh nghiệp kê khai đồng thời tại mục 1, 2 nêu trên, cụ thể như sau: kê khai ngành, nghề kinh doanh mới tại mục 1; kê khai ngành, nghề kinh doanh cũ tại mục 2.</w:t>
+      </w:r>
+    </w:p>
+    <w:p>
+      <w:pPr>
+        <w:spacing w:before="120" w:after="120" w:line="340" w:lineRule="exact"/>
+        <w:ind w:firstLine="720"/>
+        <w:jc w:val="both"/>
+        <w:rPr>
+          <w:rFonts w:ascii="Times New Roman" w:eastAsia="Calibri" w:hAnsi="Times New Roman" w:cs="Times New Roman"/>
+          <w:sz w:val="28"/>
+        </w:rPr>
+      </w:pPr>
+      <w:r>
+        <w:rPr>
+          <w:rFonts w:ascii="Times New Roman" w:eastAsia="Calibri" w:hAnsi="Times New Roman" w:cs="Times New Roman"/>
+          <w:sz w:val="28"/>
+        </w:rPr>
         <w:t>- Trường hợp doanh nghiệp thay đổi ngành, nghề kinh doanh chính từ ngành này sang ngành khác nhưng không thay đổi danh sách ngành, nghề kinh doanh đã đăng ký, doanh nghiệp thực hiện cập nhật, bổ sung thông tin đăng ký doanh nghiệp theo quy định tại khoản 1 Điều 57 Nghị định số 168/2025/NĐ-CP ngày 30/6/2025 của Chính phủ về đăng ký doanh nghiệp.</w:t>
       </w:r>
     </w:p>
@@ -3392,7 +3845,7 @@
                 <w:szCs w:val="28"/>
                 <w:lang w:eastAsia="zh-CN"/>
               </w:rPr>
-              <w:t>PENG, HUAQIONG</w:t>
+              <w:t>LỘC LỤC MÚI</w:t>
             </w:r>
           </w:p>
           <w:p>
@@ -3421,7 +3874,7 @@
                 <w:sz w:val="28"/>
                 <w:szCs w:val="28"/>
               </w:rPr>
-              <w:t>13/04/2000</w:t>
+              <w:t>02/07/1990</w:t>
             </w:r>
           </w:p>
           <w:p>
@@ -3476,6 +3929,15 @@
               </w:rPr>
               <w:t xml:space="preserve">Số định danh cá nhân: </w:t>
             </w:r>
+            <w:r>
+              <w:rPr>
+                <w:rFonts w:ascii="Times New Roman" w:eastAsia="Times New Roman" w:hAnsi="Times New Roman" w:cs="Times New Roman"/>
+                <w:sz w:val="28"/>
+                <w:szCs w:val="28"/>
+                <w:lang w:eastAsia="zh-CN"/>
+              </w:rPr>
+              <w:t>075190004632</w:t>
+            </w:r>
           </w:p>
           <w:p>
             <w:pPr>
@@ -3497,14 +3959,6 @@
             </w:r>
             <w:r>
               <w:t xml:space="preserve"> </w:t>
-            </w:r>
-            <w:r>
-              <w:rPr>
-                <w:rFonts w:ascii="Times New Roman" w:hAnsi="Times New Roman" w:cs="Times New Roman"/>
-                <w:sz w:val="26"/>
-                <w:szCs w:val="26"/>
-              </w:rPr>
-              <w:t>02743613178</w:t>
             </w:r>
           </w:p>
         </w:tc>
@@ -3783,7 +4237,7 @@
                 <w:sz w:val="28"/>
                 <w:szCs w:val="28"/>
               </w:rPr>
-              <w:t>139 Đường Uyên Hưng 24, Khu phố 6</w:t>
+              <w:t>156 Đường ĐT 741, Ấp 1B</w:t>
             </w:r>
           </w:p>
           <w:p>
@@ -3809,7 +4263,7 @@
                 <w:sz w:val="28"/>
                 <w:szCs w:val="28"/>
               </w:rPr>
-              <w:t>Phường Tân Uyên</w:t>
+              <w:t>Xã Phước Hòa</w:t>
             </w:r>
           </w:p>
           <w:p>
@@ -3880,7 +4334,7 @@
                 <w:szCs w:val="28"/>
                 <w:lang w:eastAsia="zh-CN"/>
               </w:rPr>
-              <w:t xml:space="preserve">): </w:t>
+              <w:t>):</w:t>
             </w:r>
             <w:r>
               <w:rPr>
@@ -3889,7 +4343,7 @@
                 <w:szCs w:val="28"/>
                 <w:lang w:eastAsia="zh-CN"/>
               </w:rPr>
-              <w:t>02743613178</w:t>
+              <w:t xml:space="preserve"> </w:t>
             </w:r>
             <w:r>
               <w:rPr>
@@ -4803,18 +5257,8 @@
                 <w:sz w:val="28"/>
                 <w:szCs w:val="28"/>
               </w:rPr>
-              <w:t>2</w:t>
-            </w:r>
-            <w:r>
-              <w:rPr>
-                <w:rFonts w:ascii="Times New Roman" w:eastAsia="Calibri" w:hAnsi="Times New Roman" w:cs="Times New Roman"/>
-                <w:sz w:val="28"/>
-                <w:szCs w:val="28"/>
-              </w:rPr>
-              <w:t>0</w:t>
-            </w:r>
-            <w:bookmarkStart w:id="7" w:name="_GoBack"/>
-            <w:bookmarkEnd w:id="7"/>
+              <w:t>5</w:t>
+            </w:r>
           </w:p>
         </w:tc>
       </w:tr>
@@ -6324,7 +6768,60 @@
           <w:szCs w:val="32"/>
           <w:lang w:eastAsia="x-none"/>
         </w:rPr>
-        <w:t>139 Đường Uyên Hưng 24, Khu phố 6, Phường Tân Uyên, Thành phố Hồ Chí Minh, Việt Nam</w:t>
+        <w:t>156 Đường ĐT 741, Ấp 1B, Xã Phước Hòa, thành Phố Hồ Chí Minh</w:t>
+      </w:r>
+      <w:r>
+        <w:rPr>
+          <w:rFonts w:ascii="Times New Roman" w:eastAsia="Calibri" w:hAnsi="Times New Roman" w:cs="Times New Roman"/>
+          <w:bCs/>
+          <w:kern w:val="28"/>
+          <w:sz w:val="28"/>
+          <w:szCs w:val="32"/>
+          <w:lang w:eastAsia="x-none"/>
+        </w:rPr>
+        <w:t>, Việt Nam</w:t>
+      </w:r>
+    </w:p>
+    <w:p>
+      <w:pPr>
+        <w:pStyle w:val="ListParagraph"/>
+        <w:numPr>
+          <w:ilvl w:val="0"/>
+          <w:numId w:val="5"/>
+        </w:numPr>
+        <w:spacing w:before="60" w:after="60" w:line="240" w:lineRule="auto"/>
+        <w:jc w:val="both"/>
+        <w:rPr>
+          <w:rFonts w:ascii="Times New Roman" w:eastAsia="Calibri" w:hAnsi="Times New Roman" w:cs="Times New Roman"/>
+          <w:b/>
+          <w:bCs/>
+          <w:kern w:val="28"/>
+          <w:sz w:val="28"/>
+          <w:szCs w:val="32"/>
+          <w:lang w:eastAsia="x-none"/>
+        </w:rPr>
+      </w:pPr>
+      <w:r>
+        <w:rPr>
+          <w:rFonts w:ascii="Times New Roman" w:eastAsia="Calibri" w:hAnsi="Times New Roman" w:cs="Times New Roman"/>
+          <w:bCs/>
+          <w:kern w:val="28"/>
+          <w:sz w:val="28"/>
+          <w:szCs w:val="32"/>
+          <w:lang w:eastAsia="x-none"/>
+        </w:rPr>
+        <w:t xml:space="preserve">Cập nhật số điện thoại trong địa chỉ trụ sở: </w:t>
+      </w:r>
+      <w:r>
+        <w:rPr>
+          <w:rFonts w:ascii="Times New Roman" w:eastAsia="Calibri" w:hAnsi="Times New Roman" w:cs="Times New Roman"/>
+          <w:bCs/>
+          <w:kern w:val="28"/>
+          <w:sz w:val="28"/>
+          <w:szCs w:val="32"/>
+          <w:lang w:eastAsia="x-none"/>
+        </w:rPr>
+        <w:t>0394936396</w:t>
       </w:r>
     </w:p>
     <w:p>
@@ -7018,7 +7515,7 @@
           <w:sz w:val="26"/>
           <w:szCs w:val="26"/>
         </w:rPr>
-        <w:t>LÊ THỊ BÍCH TIỀN</w:t>
+        <w:t>LỘC LỤC MÚI</w:t>
       </w:r>
     </w:p>
     <w:sectPr>
@@ -8066,7 +8563,7 @@
     <w:lsdException w:name="Table Web 2" w:semiHidden="1" w:unhideWhenUsed="1"/>
     <w:lsdException w:name="Table Web 3" w:semiHidden="1" w:unhideWhenUsed="1"/>
     <w:lsdException w:name="Balloon Text" w:semiHidden="1" w:unhideWhenUsed="1"/>
-    <w:lsdException w:name="Table Grid" w:uiPriority="39"/>
+    <w:lsdException w:name="Table Grid" w:uiPriority="59"/>
     <w:lsdException w:name="Table Theme" w:semiHidden="1" w:unhideWhenUsed="1"/>
     <w:lsdException w:name="Placeholder Text" w:semiHidden="1"/>
     <w:lsdException w:name="No Spacing" w:uiPriority="1" w:qFormat="1"/>
@@ -8400,6 +8897,74 @@
       <w:u w:val="single"/>
     </w:rPr>
   </w:style>
+  <w:style w:type="table" w:styleId="TableGrid">
+    <w:name w:val="Table Grid"/>
+    <w:basedOn w:val="TableNormal"/>
+    <w:uiPriority w:val="59"/>
+    <w:rsid w:val="00BC4F1E"/>
+    <w:pPr>
+      <w:spacing w:after="0" w:line="240" w:lineRule="auto"/>
+    </w:pPr>
+    <w:rPr>
+      <w:rFonts w:eastAsia="MS Mincho"/>
+    </w:rPr>
+    <w:tblPr>
+      <w:tblBorders>
+        <w:top w:val="single" w:sz="4" w:space="0" w:color="auto"/>
+        <w:left w:val="single" w:sz="4" w:space="0" w:color="auto"/>
+        <w:bottom w:val="single" w:sz="4" w:space="0" w:color="auto"/>
+        <w:right w:val="single" w:sz="4" w:space="0" w:color="auto"/>
+        <w:insideH w:val="single" w:sz="4" w:space="0" w:color="auto"/>
+        <w:insideV w:val="single" w:sz="4" w:space="0" w:color="auto"/>
+      </w:tblBorders>
+    </w:tblPr>
+  </w:style>
+  <w:style w:type="table" w:customStyle="1" w:styleId="TableGrid1">
+    <w:name w:val="Table Grid1"/>
+    <w:basedOn w:val="TableNormal"/>
+    <w:next w:val="TableGrid"/>
+    <w:uiPriority w:val="59"/>
+    <w:rsid w:val="00F46C02"/>
+    <w:pPr>
+      <w:spacing w:after="0" w:line="240" w:lineRule="auto"/>
+    </w:pPr>
+    <w:rPr>
+      <w:rFonts w:eastAsia="MS Mincho"/>
+    </w:rPr>
+    <w:tblPr>
+      <w:tblBorders>
+        <w:top w:val="single" w:sz="4" w:space="0" w:color="auto"/>
+        <w:left w:val="single" w:sz="4" w:space="0" w:color="auto"/>
+        <w:bottom w:val="single" w:sz="4" w:space="0" w:color="auto"/>
+        <w:right w:val="single" w:sz="4" w:space="0" w:color="auto"/>
+        <w:insideH w:val="single" w:sz="4" w:space="0" w:color="auto"/>
+        <w:insideV w:val="single" w:sz="4" w:space="0" w:color="auto"/>
+      </w:tblBorders>
+    </w:tblPr>
+  </w:style>
+  <w:style w:type="table" w:customStyle="1" w:styleId="TableGrid2">
+    <w:name w:val="Table Grid2"/>
+    <w:basedOn w:val="TableNormal"/>
+    <w:next w:val="TableGrid"/>
+    <w:uiPriority w:val="59"/>
+    <w:rsid w:val="00F46C02"/>
+    <w:pPr>
+      <w:spacing w:after="0" w:line="240" w:lineRule="auto"/>
+    </w:pPr>
+    <w:rPr>
+      <w:rFonts w:eastAsia="MS Mincho"/>
+    </w:rPr>
+    <w:tblPr>
+      <w:tblBorders>
+        <w:top w:val="single" w:sz="4" w:space="0" w:color="auto"/>
+        <w:left w:val="single" w:sz="4" w:space="0" w:color="auto"/>
+        <w:bottom w:val="single" w:sz="4" w:space="0" w:color="auto"/>
+        <w:right w:val="single" w:sz="4" w:space="0" w:color="auto"/>
+        <w:insideH w:val="single" w:sz="4" w:space="0" w:color="auto"/>
+        <w:insideV w:val="single" w:sz="4" w:space="0" w:color="auto"/>
+      </w:tblBorders>
+    </w:tblPr>
+  </w:style>
 </w:styles>
 </file>
 
